--- a/Documentation/Digital_clock.docx
+++ b/Documentation/Digital_clock.docx
@@ -27,7 +27,14 @@
         </w:rPr>
       </w:pPr>
       <w:r>
-        <w:rPr/>
+        <w:rPr>
+          <w:rFonts w:eastAsia="Calibri" w:cs="Calibri"/>
+          <w:i/>
+          <w:iCs/>
+          <w:color w:val="595959"/>
+          <w:sz w:val="22"/>
+          <w:szCs w:val="22"/>
+        </w:rPr>
         <w:drawing>
           <wp:anchor distT="0" distB="0" distL="0" distR="0" simplePos="0" relativeHeight="2" behindDoc="0" locked="0" layoutInCell="0" allowOverlap="1">
             <wp:simplePos x="0" y="0"/>
@@ -152,85 +159,7 @@
           <w:sz w:val="42"/>
           <w:szCs w:val="42"/>
         </w:rPr>
-        <w:t>CHR</w:t>
-      </w:r>
-      <w:r>
-        <w:rPr>
-          <w:rFonts w:eastAsia="Calibri" w:cs="Calibri"/>
-          <w:b/>
-          <w:bCs/>
-          <w:i/>
-          <w:iCs/>
-          <w:color w:val="000000"/>
-          <w:sz w:val="42"/>
-          <w:szCs w:val="42"/>
-        </w:rPr>
-        <w:t>O</w:t>
-      </w:r>
-      <w:r>
-        <w:rPr>
-          <w:rFonts w:eastAsia="Calibri" w:cs="Calibri"/>
-          <w:b/>
-          <w:bCs/>
-          <w:i/>
-          <w:iCs/>
-          <w:color w:val="000000"/>
-          <w:sz w:val="42"/>
-          <w:szCs w:val="42"/>
-        </w:rPr>
-        <w:t>N</w:t>
-      </w:r>
-      <w:r>
-        <w:rPr>
-          <w:rFonts w:eastAsia="Calibri" w:cs="Calibri"/>
-          <w:b/>
-          <w:bCs/>
-          <w:i/>
-          <w:iCs/>
-          <w:color w:val="000000"/>
-          <w:sz w:val="42"/>
-          <w:szCs w:val="42"/>
-        </w:rPr>
-        <w:t>OB</w:t>
-      </w:r>
-      <w:r>
-        <w:rPr>
-          <w:rFonts w:eastAsia="Calibri" w:cs="Calibri"/>
-          <w:b/>
-          <w:bCs/>
-          <w:i/>
-          <w:iCs/>
-          <w:color w:val="000000"/>
-          <w:sz w:val="42"/>
-          <w:szCs w:val="42"/>
-        </w:rPr>
-        <w:t>ITS’</w:t>
-      </w:r>
-      <w:r>
-        <w:rPr>
-          <w:rFonts w:eastAsia="Calibri" w:cs="Calibri"/>
-          <w:b/>
-          <w:bCs/>
-          <w:i/>
-          <w:iCs/>
-          <w:color w:val="000000"/>
-          <w:sz w:val="42"/>
-          <w:szCs w:val="42"/>
-        </w:rPr>
-        <w:t>2</w:t>
-      </w:r>
-      <w:r>
-        <w:rPr>
-          <w:rFonts w:eastAsia="Calibri" w:cs="Calibri"/>
-          <w:b/>
-          <w:bCs/>
-          <w:i/>
-          <w:iCs/>
-          <w:color w:val="000000"/>
-          <w:sz w:val="42"/>
-          <w:szCs w:val="42"/>
-        </w:rPr>
-        <w:t>6</w:t>
+        <w:t>CHRONOBITS’26</w:t>
       </w:r>
     </w:p>
     <w:p>
@@ -313,18 +242,7 @@
           <w:sz w:val="34"/>
           <w:szCs w:val="34"/>
         </w:rPr>
-        <w:t xml:space="preserve">TEAM </w:t>
-      </w:r>
-      <w:r>
-        <w:rPr>
-          <w:rFonts w:eastAsia="Calibri" w:cs="Calibri"/>
-          <w:b/>
-          <w:bCs/>
-          <w:color w:val="1F3864"/>
-          <w:sz w:val="34"/>
-          <w:szCs w:val="34"/>
-        </w:rPr>
-        <w:t>CIRCUIT BREAKERS</w:t>
+        <w:t>TEAM CIRCUIT BREAKERS</w:t>
       </w:r>
     </w:p>
     <w:p>
@@ -343,23 +261,7 @@
           <w:sz w:val="30"/>
           <w:szCs w:val="30"/>
         </w:rPr>
-        <w:t>Dinesh P</w:t>
-      </w:r>
-      <w:r>
-        <w:rPr>
-          <w:rFonts w:eastAsia="Calibri" w:cs="Calibri"/>
-          <w:sz w:val="30"/>
-          <w:szCs w:val="30"/>
-        </w:rPr>
-        <w:t xml:space="preserve"> (</w:t>
-      </w:r>
-      <w:r>
-        <w:rPr>
-          <w:rFonts w:eastAsia="Calibri" w:cs="Calibri"/>
-          <w:sz w:val="30"/>
-          <w:szCs w:val="30"/>
-        </w:rPr>
-        <w:t>7376251EC154)</w:t>
+        <w:t>Dinesh P (7376251EC154)</w:t>
       </w:r>
     </w:p>
     <w:p>
@@ -378,17 +280,20 @@
           <w:sz w:val="30"/>
           <w:szCs w:val="30"/>
         </w:rPr>
-        <w:t>Poovitha S</w:t>
-      </w:r>
-      <w:r>
-        <w:rPr>
-          <w:rFonts w:eastAsia="Calibri" w:cs="Calibri"/>
+        <w:t>Poovitha S (7376251EC258)</w:t>
+      </w:r>
+    </w:p>
+    <w:p>
+      <w:pPr>
+        <w:pStyle w:val="Normal"/>
+        <w:spacing w:before="0" w:after="400"/>
+        <w:jc w:val="center"/>
+        <w:rPr>
           <w:color w:val="000000"/>
           <w:sz w:val="30"/>
           <w:szCs w:val="30"/>
         </w:rPr>
-        <w:t xml:space="preserve"> (</w:t>
-      </w:r>
+      </w:pPr>
       <w:r>
         <w:rPr>
           <w:rFonts w:eastAsia="Calibri" w:cs="Calibri"/>
@@ -396,73 +301,7 @@
           <w:sz w:val="30"/>
           <w:szCs w:val="30"/>
         </w:rPr>
-        <w:t>7376251EC258</w:t>
-      </w:r>
-      <w:r>
-        <w:rPr>
-          <w:rFonts w:eastAsia="Calibri" w:cs="Calibri"/>
-          <w:color w:val="000000"/>
-          <w:sz w:val="30"/>
-          <w:szCs w:val="30"/>
-        </w:rPr>
-        <w:t>)</w:t>
-      </w:r>
-    </w:p>
-    <w:p>
-      <w:pPr>
-        <w:pStyle w:val="Normal"/>
-        <w:spacing w:before="0" w:after="400"/>
-        <w:jc w:val="center"/>
-        <w:rPr>
-          <w:color w:val="000000"/>
-          <w:sz w:val="30"/>
-          <w:szCs w:val="30"/>
-        </w:rPr>
-      </w:pPr>
-      <w:r>
-        <w:rPr>
-          <w:rFonts w:eastAsia="Calibri" w:cs="Calibri"/>
-          <w:color w:val="000000"/>
-          <w:sz w:val="30"/>
-          <w:szCs w:val="30"/>
-        </w:rPr>
-        <w:t>Harish P</w:t>
-      </w:r>
-      <w:r>
-        <w:rPr>
-          <w:rFonts w:eastAsia="Calibri" w:cs="Calibri"/>
-          <w:color w:val="000000"/>
-          <w:sz w:val="30"/>
-          <w:szCs w:val="30"/>
-        </w:rPr>
-        <w:t xml:space="preserve"> (</w:t>
-      </w:r>
-      <w:r>
-        <w:rPr>
-          <w:rFonts w:eastAsia="Calibri" w:cs="Calibri"/>
-          <w:color w:val="000000"/>
-          <w:sz w:val="30"/>
-          <w:szCs w:val="30"/>
-        </w:rPr>
-        <w:t>7376251EC</w:t>
-      </w:r>
-      <w:r>
-        <w:rPr>
-          <w:rFonts w:eastAsia="Calibri" w:cs="Calibri"/>
-          <w:color w:val="000000"/>
-          <w:sz w:val="30"/>
-          <w:szCs w:val="30"/>
-        </w:rPr>
-        <w:t>170</w:t>
-      </w:r>
-      <w:r>
-        <w:rPr>
-          <w:rFonts w:eastAsia="Calibri" w:cs="Calibri"/>
-          <w:color w:val="000000"/>
-          <w:sz w:val="30"/>
-          <w:szCs w:val="30"/>
-        </w:rPr>
-        <w:t>)</w:t>
+        <w:t>Harish P (7376251EC170)</w:t>
       </w:r>
     </w:p>
     <w:p>
@@ -516,7 +355,14 @@
         </w:rPr>
       </w:pPr>
       <w:r>
-        <w:rPr/>
+        <w:rPr>
+          <w:rFonts w:eastAsia="Calibri" w:cs="Calibri"/>
+          <w:b/>
+          <w:bCs/>
+          <w:color w:val="1F3864"/>
+          <w:sz w:val="30"/>
+          <w:szCs w:val="30"/>
+        </w:rPr>
       </w:r>
     </w:p>
     <w:sdt>
@@ -533,22 +379,7 @@
             <w:rPr/>
           </w:pPr>
           <w:r>
-            <w:fldChar w:fldCharType="begin"/>
-          </w:r>
-          <w:r>
             <w:rPr/>
-            <w:instrText xml:space="preserve"> TOC \o "1-2" \h</w:instrText>
-          </w:r>
-          <w:r>
-            <w:rPr/>
-            <w:fldChar w:fldCharType="separate"/>
-          </w:r>
-          <w:r>
-            <w:rPr/>
-          </w:r>
-          <w:r>
-            <w:rPr/>
-            <w:fldChar w:fldCharType="end"/>
           </w:r>
         </w:p>
       </w:sdtContent>
@@ -568,7 +399,16 @@
         </w:rPr>
       </w:pPr>
       <w:r>
-        <w:rPr/>
+        <w:rPr>
+          <w:rFonts w:eastAsia="Calibri" w:cs="Calibri"/>
+          <w:b w:val="false"/>
+          <w:bCs w:val="false"/>
+          <w:i/>
+          <w:iCs/>
+          <w:color w:val="595959"/>
+          <w:sz w:val="18"/>
+          <w:szCs w:val="18"/>
+        </w:rPr>
       </w:r>
     </w:p>
     <w:p>
@@ -823,7 +663,7 @@
         <w:pStyle w:val="ListParagraph"/>
         <w:numPr>
           <w:ilvl w:val="0"/>
-          <w:numId w:val="6"/>
+          <w:numId w:val="10"/>
         </w:numPr>
         <w:spacing w:lineRule="auto" w:line="290" w:before="0" w:after="100"/>
         <w:rPr>
@@ -845,7 +685,7 @@
         <w:pStyle w:val="ListParagraph"/>
         <w:numPr>
           <w:ilvl w:val="0"/>
-          <w:numId w:val="1"/>
+          <w:numId w:val="5"/>
         </w:numPr>
         <w:spacing w:lineRule="auto" w:line="290" w:before="0" w:after="100"/>
         <w:rPr>
@@ -867,7 +707,7 @@
         <w:pStyle w:val="ListParagraph"/>
         <w:numPr>
           <w:ilvl w:val="0"/>
-          <w:numId w:val="1"/>
+          <w:numId w:val="5"/>
         </w:numPr>
         <w:spacing w:lineRule="auto" w:line="290" w:before="0" w:after="100"/>
         <w:rPr>
@@ -889,7 +729,7 @@
         <w:pStyle w:val="ListParagraph"/>
         <w:numPr>
           <w:ilvl w:val="0"/>
-          <w:numId w:val="1"/>
+          <w:numId w:val="5"/>
         </w:numPr>
         <w:spacing w:lineRule="auto" w:line="290" w:before="0" w:after="100"/>
         <w:rPr>
@@ -911,7 +751,7 @@
         <w:pStyle w:val="ListParagraph"/>
         <w:numPr>
           <w:ilvl w:val="0"/>
-          <w:numId w:val="1"/>
+          <w:numId w:val="5"/>
         </w:numPr>
         <w:spacing w:lineRule="auto" w:line="290" w:before="0" w:after="100"/>
         <w:rPr>
@@ -977,7 +817,7 @@
         <w:pStyle w:val="ListParagraph"/>
         <w:numPr>
           <w:ilvl w:val="0"/>
-          <w:numId w:val="7"/>
+          <w:numId w:val="11"/>
         </w:numPr>
         <w:spacing w:lineRule="auto" w:line="290" w:before="0" w:after="100"/>
         <w:rPr>
@@ -999,7 +839,7 @@
         <w:pStyle w:val="ListParagraph"/>
         <w:numPr>
           <w:ilvl w:val="0"/>
-          <w:numId w:val="2"/>
+          <w:numId w:val="6"/>
         </w:numPr>
         <w:spacing w:lineRule="auto" w:line="290" w:before="0" w:after="100"/>
         <w:rPr>
@@ -1021,7 +861,7 @@
         <w:pStyle w:val="ListParagraph"/>
         <w:numPr>
           <w:ilvl w:val="0"/>
-          <w:numId w:val="2"/>
+          <w:numId w:val="6"/>
         </w:numPr>
         <w:spacing w:lineRule="auto" w:line="290" w:before="0" w:after="100"/>
         <w:rPr>
@@ -1043,7 +883,7 @@
         <w:pStyle w:val="ListParagraph"/>
         <w:numPr>
           <w:ilvl w:val="0"/>
-          <w:numId w:val="2"/>
+          <w:numId w:val="6"/>
         </w:numPr>
         <w:spacing w:lineRule="auto" w:line="290" w:before="0" w:after="100"/>
         <w:rPr>
@@ -1065,7 +905,7 @@
         <w:pStyle w:val="ListParagraph"/>
         <w:numPr>
           <w:ilvl w:val="0"/>
-          <w:numId w:val="2"/>
+          <w:numId w:val="6"/>
         </w:numPr>
         <w:spacing w:lineRule="auto" w:line="290" w:before="0" w:after="100"/>
         <w:rPr>
@@ -1087,7 +927,7 @@
         <w:pStyle w:val="ListParagraph"/>
         <w:numPr>
           <w:ilvl w:val="0"/>
-          <w:numId w:val="2"/>
+          <w:numId w:val="6"/>
         </w:numPr>
         <w:spacing w:lineRule="auto" w:line="290" w:before="0" w:after="100"/>
         <w:rPr>
@@ -1160,8 +1000,8 @@
       </w:tblPr>
       <w:tblGrid>
         <w:gridCol w:w="720"/>
-        <w:gridCol w:w="2610"/>
-        <w:gridCol w:w="1095"/>
+        <w:gridCol w:w="2608"/>
+        <w:gridCol w:w="1097"/>
         <w:gridCol w:w="5100"/>
       </w:tblGrid>
       <w:tr>
@@ -1201,7 +1041,7 @@
         </w:tc>
         <w:tc>
           <w:tcPr>
-            <w:tcW w:w="2610" w:type="dxa"/>
+            <w:tcW w:w="2608" w:type="dxa"/>
             <w:tcBorders>
               <w:top w:val="single" w:sz="4" w:space="0" w:color="000000"/>
               <w:start w:val="single" w:sz="4" w:space="0" w:color="000000"/>
@@ -1232,7 +1072,7 @@
         </w:tc>
         <w:tc>
           <w:tcPr>
-            <w:tcW w:w="1095" w:type="dxa"/>
+            <w:tcW w:w="1097" w:type="dxa"/>
             <w:tcBorders>
               <w:top w:val="single" w:sz="4" w:space="0" w:color="000000"/>
               <w:start w:val="single" w:sz="4" w:space="0" w:color="000000"/>
@@ -1329,7 +1169,7 @@
         </w:tc>
         <w:tc>
           <w:tcPr>
-            <w:tcW w:w="2610" w:type="dxa"/>
+            <w:tcW w:w="2608" w:type="dxa"/>
             <w:tcBorders>
               <w:top w:val="single" w:sz="4" w:space="0" w:color="000000"/>
               <w:start w:val="single" w:sz="4" w:space="0" w:color="000000"/>
@@ -1361,7 +1201,7 @@
         </w:tc>
         <w:tc>
           <w:tcPr>
-            <w:tcW w:w="1095" w:type="dxa"/>
+            <w:tcW w:w="1097" w:type="dxa"/>
             <w:tcBorders>
               <w:top w:val="single" w:sz="4" w:space="0" w:color="000000"/>
               <w:start w:val="single" w:sz="4" w:space="0" w:color="000000"/>
@@ -1460,7 +1300,7 @@
         </w:tc>
         <w:tc>
           <w:tcPr>
-            <w:tcW w:w="2610" w:type="dxa"/>
+            <w:tcW w:w="2608" w:type="dxa"/>
             <w:tcBorders>
               <w:top w:val="single" w:sz="4" w:space="0" w:color="000000"/>
               <w:start w:val="single" w:sz="4" w:space="0" w:color="000000"/>
@@ -1492,7 +1332,7 @@
         </w:tc>
         <w:tc>
           <w:tcPr>
-            <w:tcW w:w="1095" w:type="dxa"/>
+            <w:tcW w:w="1097" w:type="dxa"/>
             <w:tcBorders>
               <w:top w:val="single" w:sz="4" w:space="0" w:color="000000"/>
               <w:start w:val="single" w:sz="4" w:space="0" w:color="000000"/>
@@ -1591,7 +1431,7 @@
         </w:tc>
         <w:tc>
           <w:tcPr>
-            <w:tcW w:w="2610" w:type="dxa"/>
+            <w:tcW w:w="2608" w:type="dxa"/>
             <w:tcBorders>
               <w:top w:val="single" w:sz="4" w:space="0" w:color="000000"/>
               <w:start w:val="single" w:sz="4" w:space="0" w:color="000000"/>
@@ -1623,7 +1463,7 @@
         </w:tc>
         <w:tc>
           <w:tcPr>
-            <w:tcW w:w="1095" w:type="dxa"/>
+            <w:tcW w:w="1097" w:type="dxa"/>
             <w:tcBorders>
               <w:top w:val="single" w:sz="4" w:space="0" w:color="000000"/>
               <w:start w:val="single" w:sz="4" w:space="0" w:color="000000"/>
@@ -1722,7 +1562,7 @@
         </w:tc>
         <w:tc>
           <w:tcPr>
-            <w:tcW w:w="2610" w:type="dxa"/>
+            <w:tcW w:w="2608" w:type="dxa"/>
             <w:tcBorders>
               <w:top w:val="single" w:sz="4" w:space="0" w:color="000000"/>
               <w:start w:val="single" w:sz="4" w:space="0" w:color="000000"/>
@@ -1754,7 +1594,7 @@
         </w:tc>
         <w:tc>
           <w:tcPr>
-            <w:tcW w:w="1095" w:type="dxa"/>
+            <w:tcW w:w="1097" w:type="dxa"/>
             <w:tcBorders>
               <w:top w:val="single" w:sz="4" w:space="0" w:color="000000"/>
               <w:start w:val="single" w:sz="4" w:space="0" w:color="000000"/>
@@ -1853,7 +1693,7 @@
         </w:tc>
         <w:tc>
           <w:tcPr>
-            <w:tcW w:w="2610" w:type="dxa"/>
+            <w:tcW w:w="2608" w:type="dxa"/>
             <w:tcBorders>
               <w:top w:val="single" w:sz="4" w:space="0" w:color="000000"/>
               <w:start w:val="single" w:sz="4" w:space="0" w:color="000000"/>
@@ -1885,7 +1725,7 @@
         </w:tc>
         <w:tc>
           <w:tcPr>
-            <w:tcW w:w="1095" w:type="dxa"/>
+            <w:tcW w:w="1097" w:type="dxa"/>
             <w:tcBorders>
               <w:top w:val="single" w:sz="4" w:space="0" w:color="000000"/>
               <w:start w:val="single" w:sz="4" w:space="0" w:color="000000"/>
@@ -1984,7 +1824,7 @@
         </w:tc>
         <w:tc>
           <w:tcPr>
-            <w:tcW w:w="2610" w:type="dxa"/>
+            <w:tcW w:w="2608" w:type="dxa"/>
             <w:tcBorders>
               <w:top w:val="single" w:sz="4" w:space="0" w:color="000000"/>
               <w:start w:val="single" w:sz="4" w:space="0" w:color="000000"/>
@@ -2016,7 +1856,7 @@
         </w:tc>
         <w:tc>
           <w:tcPr>
-            <w:tcW w:w="1095" w:type="dxa"/>
+            <w:tcW w:w="1097" w:type="dxa"/>
             <w:tcBorders>
               <w:top w:val="single" w:sz="4" w:space="0" w:color="000000"/>
               <w:start w:val="single" w:sz="4" w:space="0" w:color="000000"/>
@@ -2115,7 +1955,7 @@
         </w:tc>
         <w:tc>
           <w:tcPr>
-            <w:tcW w:w="2610" w:type="dxa"/>
+            <w:tcW w:w="2608" w:type="dxa"/>
             <w:tcBorders>
               <w:top w:val="single" w:sz="4" w:space="0" w:color="000000"/>
               <w:start w:val="single" w:sz="4" w:space="0" w:color="000000"/>
@@ -2147,7 +1987,7 @@
         </w:tc>
         <w:tc>
           <w:tcPr>
-            <w:tcW w:w="1095" w:type="dxa"/>
+            <w:tcW w:w="1097" w:type="dxa"/>
             <w:tcBorders>
               <w:top w:val="single" w:sz="4" w:space="0" w:color="000000"/>
               <w:start w:val="single" w:sz="4" w:space="0" w:color="000000"/>
@@ -2246,7 +2086,7 @@
         </w:tc>
         <w:tc>
           <w:tcPr>
-            <w:tcW w:w="2610" w:type="dxa"/>
+            <w:tcW w:w="2608" w:type="dxa"/>
             <w:tcBorders>
               <w:top w:val="single" w:sz="4" w:space="0" w:color="000000"/>
               <w:start w:val="single" w:sz="4" w:space="0" w:color="000000"/>
@@ -2278,7 +2118,7 @@
         </w:tc>
         <w:tc>
           <w:tcPr>
-            <w:tcW w:w="1095" w:type="dxa"/>
+            <w:tcW w:w="1097" w:type="dxa"/>
             <w:tcBorders>
               <w:top w:val="single" w:sz="4" w:space="0" w:color="000000"/>
               <w:start w:val="single" w:sz="4" w:space="0" w:color="000000"/>
@@ -2377,7 +2217,7 @@
         </w:tc>
         <w:tc>
           <w:tcPr>
-            <w:tcW w:w="2610" w:type="dxa"/>
+            <w:tcW w:w="2608" w:type="dxa"/>
             <w:tcBorders>
               <w:top w:val="single" w:sz="4" w:space="0" w:color="000000"/>
               <w:start w:val="single" w:sz="4" w:space="0" w:color="000000"/>
@@ -2409,7 +2249,7 @@
         </w:tc>
         <w:tc>
           <w:tcPr>
-            <w:tcW w:w="1095" w:type="dxa"/>
+            <w:tcW w:w="1097" w:type="dxa"/>
             <w:tcBorders>
               <w:top w:val="single" w:sz="4" w:space="0" w:color="000000"/>
               <w:start w:val="single" w:sz="4" w:space="0" w:color="000000"/>
@@ -2508,7 +2348,7 @@
         </w:tc>
         <w:tc>
           <w:tcPr>
-            <w:tcW w:w="2610" w:type="dxa"/>
+            <w:tcW w:w="2608" w:type="dxa"/>
             <w:tcBorders>
               <w:top w:val="single" w:sz="4" w:space="0" w:color="000000"/>
               <w:start w:val="single" w:sz="4" w:space="0" w:color="000000"/>
@@ -2540,7 +2380,7 @@
         </w:tc>
         <w:tc>
           <w:tcPr>
-            <w:tcW w:w="1095" w:type="dxa"/>
+            <w:tcW w:w="1097" w:type="dxa"/>
             <w:tcBorders>
               <w:top w:val="single" w:sz="4" w:space="0" w:color="000000"/>
               <w:start w:val="single" w:sz="4" w:space="0" w:color="000000"/>
@@ -2639,7 +2479,7 @@
         </w:tc>
         <w:tc>
           <w:tcPr>
-            <w:tcW w:w="2610" w:type="dxa"/>
+            <w:tcW w:w="2608" w:type="dxa"/>
             <w:tcBorders>
               <w:top w:val="single" w:sz="4" w:space="0" w:color="000000"/>
               <w:start w:val="single" w:sz="4" w:space="0" w:color="000000"/>
@@ -2671,7 +2511,7 @@
         </w:tc>
         <w:tc>
           <w:tcPr>
-            <w:tcW w:w="1095" w:type="dxa"/>
+            <w:tcW w:w="1097" w:type="dxa"/>
             <w:tcBorders>
               <w:top w:val="single" w:sz="4" w:space="0" w:color="000000"/>
               <w:start w:val="single" w:sz="4" w:space="0" w:color="000000"/>
@@ -2902,7 +2742,7 @@
             <w:r>
               <w:rPr/>
               <w:drawing>
-                <wp:anchor distT="0" distB="0" distL="0" distR="0" simplePos="0" relativeHeight="3" behindDoc="0" locked="0" layoutInCell="0" allowOverlap="1">
+                <wp:anchor distT="0" distB="0" distL="0" distR="0" simplePos="0" relativeHeight="3" behindDoc="0" locked="0" layoutInCell="1" allowOverlap="1">
                   <wp:simplePos x="0" y="0"/>
                   <wp:positionH relativeFrom="column">
                     <wp:align>center</wp:align>
@@ -2987,7 +2827,7 @@
         <w:pStyle w:val="ListParagraph"/>
         <w:numPr>
           <w:ilvl w:val="0"/>
-          <w:numId w:val="1"/>
+          <w:numId w:val="5"/>
         </w:numPr>
         <w:spacing w:lineRule="auto" w:line="290" w:before="0" w:after="100"/>
         <w:rPr/>
@@ -3016,7 +2856,7 @@
         <w:pStyle w:val="ListParagraph"/>
         <w:numPr>
           <w:ilvl w:val="0"/>
-          <w:numId w:val="1"/>
+          <w:numId w:val="5"/>
         </w:numPr>
         <w:spacing w:lineRule="auto" w:line="290" w:before="0" w:after="100"/>
         <w:rPr/>
@@ -3045,7 +2885,7 @@
         <w:pStyle w:val="ListParagraph"/>
         <w:numPr>
           <w:ilvl w:val="0"/>
-          <w:numId w:val="1"/>
+          <w:numId w:val="5"/>
         </w:numPr>
         <w:spacing w:lineRule="auto" w:line="290" w:before="0" w:after="100"/>
         <w:rPr/>
@@ -3074,7 +2914,7 @@
         <w:pStyle w:val="ListParagraph"/>
         <w:numPr>
           <w:ilvl w:val="0"/>
-          <w:numId w:val="1"/>
+          <w:numId w:val="5"/>
         </w:numPr>
         <w:spacing w:lineRule="auto" w:line="290" w:before="0" w:after="100"/>
         <w:rPr/>
@@ -3176,9 +3016,18 @@
               </w:rPr>
             </w:pPr>
             <w:r>
-              <w:rPr/>
+              <w:rPr>
+                <w:rFonts w:eastAsia="Calibri" w:cs="Calibri"/>
+                <w:b/>
+                <w:bCs/>
+                <w:i/>
+                <w:iCs/>
+                <w:color w:val="595959"/>
+                <w:sz w:val="24"/>
+                <w:szCs w:val="24"/>
+              </w:rPr>
               <w:drawing>
-                <wp:anchor distT="0" distB="0" distL="0" distR="0" simplePos="0" relativeHeight="4" behindDoc="0" locked="0" layoutInCell="0" allowOverlap="1">
+                <wp:anchor distT="0" distB="0" distL="0" distR="0" simplePos="0" relativeHeight="4" behindDoc="0" locked="0" layoutInCell="1" allowOverlap="1">
                   <wp:simplePos x="0" y="0"/>
                   <wp:positionH relativeFrom="column">
                     <wp:align>center</wp:align>
@@ -3273,8 +3122,8 @@
         </w:tblCellMar>
       </w:tblPr>
       <w:tblGrid>
-        <w:gridCol w:w="1699"/>
-        <w:gridCol w:w="2201"/>
+        <w:gridCol w:w="1697"/>
+        <w:gridCol w:w="2203"/>
         <w:gridCol w:w="5460"/>
       </w:tblGrid>
       <w:tr>
@@ -3283,7 +3132,7 @@
         </w:trPr>
         <w:tc>
           <w:tcPr>
-            <w:tcW w:w="1699" w:type="dxa"/>
+            <w:tcW w:w="1697" w:type="dxa"/>
             <w:tcBorders>
               <w:top w:val="single" w:sz="4" w:space="0" w:color="000000"/>
               <w:start w:val="single" w:sz="4" w:space="0" w:color="000000"/>
@@ -3314,7 +3163,7 @@
         </w:tc>
         <w:tc>
           <w:tcPr>
-            <w:tcW w:w="2201" w:type="dxa"/>
+            <w:tcW w:w="2203" w:type="dxa"/>
             <w:tcBorders>
               <w:top w:val="single" w:sz="4" w:space="0" w:color="000000"/>
               <w:start w:val="single" w:sz="4" w:space="0" w:color="000000"/>
@@ -3379,7 +3228,7 @@
         <w:trPr/>
         <w:tc>
           <w:tcPr>
-            <w:tcW w:w="1699" w:type="dxa"/>
+            <w:tcW w:w="1697" w:type="dxa"/>
             <w:tcBorders>
               <w:top w:val="single" w:sz="4" w:space="0" w:color="000000"/>
               <w:start w:val="single" w:sz="4" w:space="0" w:color="000000"/>
@@ -3411,7 +3260,7 @@
         </w:tc>
         <w:tc>
           <w:tcPr>
-            <w:tcW w:w="2201" w:type="dxa"/>
+            <w:tcW w:w="2203" w:type="dxa"/>
             <w:tcBorders>
               <w:top w:val="single" w:sz="4" w:space="0" w:color="000000"/>
               <w:start w:val="single" w:sz="4" w:space="0" w:color="000000"/>
@@ -3478,7 +3327,7 @@
         <w:trPr/>
         <w:tc>
           <w:tcPr>
-            <w:tcW w:w="1699" w:type="dxa"/>
+            <w:tcW w:w="1697" w:type="dxa"/>
             <w:tcBorders>
               <w:top w:val="single" w:sz="4" w:space="0" w:color="000000"/>
               <w:start w:val="single" w:sz="4" w:space="0" w:color="000000"/>
@@ -3510,7 +3359,7 @@
         </w:tc>
         <w:tc>
           <w:tcPr>
-            <w:tcW w:w="2201" w:type="dxa"/>
+            <w:tcW w:w="2203" w:type="dxa"/>
             <w:tcBorders>
               <w:top w:val="single" w:sz="4" w:space="0" w:color="000000"/>
               <w:start w:val="single" w:sz="4" w:space="0" w:color="000000"/>
@@ -3577,7 +3426,7 @@
         <w:trPr/>
         <w:tc>
           <w:tcPr>
-            <w:tcW w:w="1699" w:type="dxa"/>
+            <w:tcW w:w="1697" w:type="dxa"/>
             <w:tcBorders>
               <w:top w:val="single" w:sz="4" w:space="0" w:color="000000"/>
               <w:start w:val="single" w:sz="4" w:space="0" w:color="000000"/>
@@ -3609,7 +3458,7 @@
         </w:tc>
         <w:tc>
           <w:tcPr>
-            <w:tcW w:w="2201" w:type="dxa"/>
+            <w:tcW w:w="2203" w:type="dxa"/>
             <w:tcBorders>
               <w:top w:val="single" w:sz="4" w:space="0" w:color="000000"/>
               <w:start w:val="single" w:sz="4" w:space="0" w:color="000000"/>
@@ -3676,7 +3525,7 @@
         <w:trPr/>
         <w:tc>
           <w:tcPr>
-            <w:tcW w:w="1699" w:type="dxa"/>
+            <w:tcW w:w="1697" w:type="dxa"/>
             <w:tcBorders>
               <w:top w:val="single" w:sz="4" w:space="0" w:color="000000"/>
               <w:start w:val="single" w:sz="4" w:space="0" w:color="000000"/>
@@ -3708,7 +3557,7 @@
         </w:tc>
         <w:tc>
           <w:tcPr>
-            <w:tcW w:w="2201" w:type="dxa"/>
+            <w:tcW w:w="2203" w:type="dxa"/>
             <w:tcBorders>
               <w:top w:val="single" w:sz="4" w:space="0" w:color="000000"/>
               <w:start w:val="single" w:sz="4" w:space="0" w:color="000000"/>
@@ -3775,7 +3624,7 @@
         <w:trPr/>
         <w:tc>
           <w:tcPr>
-            <w:tcW w:w="1699" w:type="dxa"/>
+            <w:tcW w:w="1697" w:type="dxa"/>
             <w:tcBorders>
               <w:top w:val="single" w:sz="4" w:space="0" w:color="000000"/>
               <w:start w:val="single" w:sz="4" w:space="0" w:color="000000"/>
@@ -3807,7 +3656,7 @@
         </w:tc>
         <w:tc>
           <w:tcPr>
-            <w:tcW w:w="2201" w:type="dxa"/>
+            <w:tcW w:w="2203" w:type="dxa"/>
             <w:tcBorders>
               <w:top w:val="single" w:sz="4" w:space="0" w:color="000000"/>
               <w:start w:val="single" w:sz="4" w:space="0" w:color="000000"/>
@@ -3874,7 +3723,7 @@
         <w:trPr/>
         <w:tc>
           <w:tcPr>
-            <w:tcW w:w="1699" w:type="dxa"/>
+            <w:tcW w:w="1697" w:type="dxa"/>
             <w:tcBorders>
               <w:top w:val="single" w:sz="4" w:space="0" w:color="000000"/>
               <w:start w:val="single" w:sz="4" w:space="0" w:color="000000"/>
@@ -3906,7 +3755,7 @@
         </w:tc>
         <w:tc>
           <w:tcPr>
-            <w:tcW w:w="2201" w:type="dxa"/>
+            <w:tcW w:w="2203" w:type="dxa"/>
             <w:tcBorders>
               <w:top w:val="single" w:sz="4" w:space="0" w:color="000000"/>
               <w:start w:val="single" w:sz="4" w:space="0" w:color="000000"/>
@@ -3973,7 +3822,7 @@
         <w:trPr/>
         <w:tc>
           <w:tcPr>
-            <w:tcW w:w="1699" w:type="dxa"/>
+            <w:tcW w:w="1697" w:type="dxa"/>
             <w:tcBorders>
               <w:top w:val="single" w:sz="4" w:space="0" w:color="000000"/>
               <w:start w:val="single" w:sz="4" w:space="0" w:color="000000"/>
@@ -4005,7 +3854,7 @@
         </w:tc>
         <w:tc>
           <w:tcPr>
-            <w:tcW w:w="2201" w:type="dxa"/>
+            <w:tcW w:w="2203" w:type="dxa"/>
             <w:tcBorders>
               <w:top w:val="single" w:sz="4" w:space="0" w:color="000000"/>
               <w:start w:val="single" w:sz="4" w:space="0" w:color="000000"/>
@@ -4072,7 +3921,7 @@
         <w:trPr/>
         <w:tc>
           <w:tcPr>
-            <w:tcW w:w="1699" w:type="dxa"/>
+            <w:tcW w:w="1697" w:type="dxa"/>
             <w:tcBorders>
               <w:top w:val="single" w:sz="4" w:space="0" w:color="000000"/>
               <w:start w:val="single" w:sz="4" w:space="0" w:color="000000"/>
@@ -4104,7 +3953,7 @@
         </w:tc>
         <w:tc>
           <w:tcPr>
-            <w:tcW w:w="2201" w:type="dxa"/>
+            <w:tcW w:w="2203" w:type="dxa"/>
             <w:tcBorders>
               <w:top w:val="single" w:sz="4" w:space="0" w:color="000000"/>
               <w:start w:val="single" w:sz="4" w:space="0" w:color="000000"/>
@@ -4374,7 +4223,31 @@
           <w:sz w:val="26"/>
           <w:szCs w:val="26"/>
         </w:rPr>
-        <w:t>Seconds and minutes (detect '6' on the tens digit): comparing the segment patterns of 5 and 6 — the only candidates once segment b is OFF — shows that segment e is the discriminator: e is OFF for 5 but ON for 6. Therefore:</w:t>
+        <w:t xml:space="preserve">Seconds and minutes (detect '6' on the tens digit): comparing the segment patterns of 5 and 6 — </w:t>
+      </w:r>
+      <w:r>
+        <w:rPr>
+          <w:rFonts w:eastAsia="Calibri" w:cs="Calibri"/>
+          <w:b w:val="false"/>
+          <w:bCs w:val="false"/>
+          <w:i w:val="false"/>
+          <w:iCs w:val="false"/>
+          <w:sz w:val="26"/>
+          <w:szCs w:val="26"/>
+        </w:rPr>
+        <w:t xml:space="preserve">the three segments e, g and f are ON for only 6 and 8 but we will not go beyond 6 here </w:t>
+      </w:r>
+      <w:r>
+        <w:rPr>
+          <w:rFonts w:eastAsia="Calibri" w:cs="Calibri"/>
+          <w:b w:val="false"/>
+          <w:bCs w:val="false"/>
+          <w:i w:val="false"/>
+          <w:iCs w:val="false"/>
+          <w:sz w:val="26"/>
+          <w:szCs w:val="26"/>
+        </w:rPr>
+        <w:t>. Therefore:</w:t>
       </w:r>
     </w:p>
     <w:p>
@@ -4397,7 +4270,43 @@
           <w:sz w:val="26"/>
           <w:szCs w:val="26"/>
         </w:rPr>
-        <w:t>RESET = (NOT b) AND e</w:t>
+        <w:t xml:space="preserve">RESET = </w:t>
+      </w:r>
+      <w:r>
+        <w:rPr>
+          <w:rFonts w:eastAsia="Calibri" w:cs="Calibri"/>
+          <w:b/>
+          <w:bCs/>
+          <w:i w:val="false"/>
+          <w:iCs w:val="false"/>
+          <w:sz w:val="26"/>
+          <w:szCs w:val="26"/>
+        </w:rPr>
+        <w:t>e</w:t>
+      </w:r>
+      <w:r>
+        <w:rPr>
+          <w:rFonts w:eastAsia="Calibri" w:cs="Calibri"/>
+          <w:b/>
+          <w:bCs/>
+          <w:i w:val="false"/>
+          <w:iCs w:val="false"/>
+          <w:sz w:val="26"/>
+          <w:szCs w:val="26"/>
+        </w:rPr>
+        <w:t xml:space="preserve"> AND </w:t>
+      </w:r>
+      <w:r>
+        <w:rPr>
+          <w:rFonts w:eastAsia="Calibri" w:cs="Calibri"/>
+          <w:b/>
+          <w:bCs/>
+          <w:i w:val="false"/>
+          <w:iCs w:val="false"/>
+          <w:sz w:val="26"/>
+          <w:szCs w:val="26"/>
+        </w:rPr>
+        <w:t>g AND f</w:t>
       </w:r>
     </w:p>
     <w:p>
@@ -4420,19 +4329,8 @@
           <w:sz w:val="26"/>
           <w:szCs w:val="26"/>
         </w:rPr>
-        <w:t>is true only when the tens digit shows 6. The instant SEC-10 reaches 6, this expression goes HIGH, resetting SEC-1 and SEC-10 to zero. The '6' exists for only a few hundred nanoseconds — invisible to the eye — so the display appears to count 00–59 and roll to 00. The same falling/rising transition serves as the clock for the minutes stage. An identical circuit (MB, ME) handles the minutes group.</w:t>
-      </w:r>
-    </w:p>
-    <w:p>
-      <w:pPr>
-        <w:pStyle w:val="Normal"/>
-        <w:spacing w:lineRule="auto" w:line="300" w:before="0" w:after="160"/>
-        <w:jc w:val="both"/>
-        <w:rPr>
-          <w:sz w:val="26"/>
-          <w:szCs w:val="26"/>
-        </w:rPr>
-      </w:pPr>
+        <w:t>is true only when the tens digit shows 6. The instant SEC-10 reaches 6, this expression goes HIGH, resetting SEC-1 and SEC-10 to zero. The '6' exists for only a few hundred nanoseconds — invisible to the eye — so the display appears to count 00–59 and roll to 00. The same falling/rising transition serves as the clock for the minutes stage. An identical circuit (M</w:t>
+      </w:r>
       <w:r>
         <w:rPr>
           <w:rFonts w:eastAsia="Calibri" w:cs="Calibri"/>
@@ -4443,6 +4341,65 @@
           <w:sz w:val="26"/>
           <w:szCs w:val="26"/>
         </w:rPr>
+        <w:t>F</w:t>
+      </w:r>
+      <w:r>
+        <w:rPr>
+          <w:rFonts w:eastAsia="Calibri" w:cs="Calibri"/>
+          <w:b w:val="false"/>
+          <w:bCs w:val="false"/>
+          <w:i w:val="false"/>
+          <w:iCs w:val="false"/>
+          <w:sz w:val="26"/>
+          <w:szCs w:val="26"/>
+        </w:rPr>
+        <w:t xml:space="preserve">, ME, </w:t>
+      </w:r>
+      <w:r>
+        <w:rPr>
+          <w:rFonts w:eastAsia="Calibri" w:cs="Calibri"/>
+          <w:b w:val="false"/>
+          <w:bCs w:val="false"/>
+          <w:i w:val="false"/>
+          <w:iCs w:val="false"/>
+          <w:sz w:val="26"/>
+          <w:szCs w:val="26"/>
+        </w:rPr>
+        <w:t>MG</w:t>
+      </w:r>
+      <w:r>
+        <w:rPr>
+          <w:rFonts w:eastAsia="Calibri" w:cs="Calibri"/>
+          <w:b w:val="false"/>
+          <w:bCs w:val="false"/>
+          <w:i w:val="false"/>
+          <w:iCs w:val="false"/>
+          <w:sz w:val="26"/>
+          <w:szCs w:val="26"/>
+        </w:rPr>
+        <w:t>) handles the minutes group.</w:t>
+      </w:r>
+    </w:p>
+    <w:p>
+      <w:pPr>
+        <w:pStyle w:val="Normal"/>
+        <w:spacing w:lineRule="auto" w:line="300" w:before="0" w:after="160"/>
+        <w:jc w:val="both"/>
+        <w:rPr>
+          <w:sz w:val="26"/>
+          <w:szCs w:val="26"/>
+        </w:rPr>
+      </w:pPr>
+      <w:r>
+        <w:rPr>
+          <w:rFonts w:eastAsia="Calibri" w:cs="Calibri"/>
+          <w:b w:val="false"/>
+          <w:bCs w:val="false"/>
+          <w:i w:val="false"/>
+          <w:iCs w:val="false"/>
+          <w:sz w:val="26"/>
+          <w:szCs w:val="26"/>
+        </w:rPr>
         <w:t>Hours (detect the display value 24): here two digits must be decoded together.</w:t>
       </w:r>
     </w:p>
@@ -4451,7 +4408,7 @@
         <w:pStyle w:val="ListParagraph"/>
         <w:numPr>
           <w:ilvl w:val="0"/>
-          <w:numId w:val="1"/>
+          <w:numId w:val="5"/>
         </w:numPr>
         <w:spacing w:lineRule="auto" w:line="290" w:before="0" w:after="100"/>
         <w:rPr>
@@ -4473,7 +4430,7 @@
         <w:pStyle w:val="ListParagraph"/>
         <w:numPr>
           <w:ilvl w:val="0"/>
-          <w:numId w:val="1"/>
+          <w:numId w:val="5"/>
         </w:numPr>
         <w:spacing w:lineRule="auto" w:line="290" w:before="0" w:after="100"/>
         <w:rPr>
@@ -4955,7 +4912,7 @@
         <w:pStyle w:val="ListParagraph"/>
         <w:numPr>
           <w:ilvl w:val="0"/>
-          <w:numId w:val="8"/>
+          <w:numId w:val="12"/>
         </w:numPr>
         <w:spacing w:lineRule="auto" w:line="290" w:before="0" w:after="100"/>
         <w:rPr>
@@ -4977,7 +4934,7 @@
         <w:pStyle w:val="ListParagraph"/>
         <w:numPr>
           <w:ilvl w:val="0"/>
-          <w:numId w:val="3"/>
+          <w:numId w:val="7"/>
         </w:numPr>
         <w:spacing w:lineRule="auto" w:line="290" w:before="0" w:after="100"/>
         <w:rPr>
@@ -4999,7 +4956,7 @@
         <w:pStyle w:val="ListParagraph"/>
         <w:numPr>
           <w:ilvl w:val="0"/>
-          <w:numId w:val="3"/>
+          <w:numId w:val="7"/>
         </w:numPr>
         <w:spacing w:lineRule="auto" w:line="290" w:before="0" w:after="100"/>
         <w:rPr>
@@ -5021,7 +4978,7 @@
         <w:pStyle w:val="ListParagraph"/>
         <w:numPr>
           <w:ilvl w:val="0"/>
-          <w:numId w:val="3"/>
+          <w:numId w:val="7"/>
         </w:numPr>
         <w:spacing w:lineRule="auto" w:line="290" w:before="0" w:after="100"/>
         <w:rPr>
@@ -5043,7 +5000,7 @@
         <w:pStyle w:val="ListParagraph"/>
         <w:numPr>
           <w:ilvl w:val="0"/>
-          <w:numId w:val="3"/>
+          <w:numId w:val="7"/>
         </w:numPr>
         <w:spacing w:lineRule="auto" w:line="290" w:before="0" w:after="100"/>
         <w:rPr>
@@ -5065,7 +5022,7 @@
         <w:pStyle w:val="ListParagraph"/>
         <w:numPr>
           <w:ilvl w:val="0"/>
-          <w:numId w:val="3"/>
+          <w:numId w:val="7"/>
         </w:numPr>
         <w:spacing w:lineRule="auto" w:line="290" w:before="0" w:after="100"/>
         <w:rPr>
@@ -5087,7 +5044,7 @@
         <w:pStyle w:val="ListParagraph"/>
         <w:numPr>
           <w:ilvl w:val="0"/>
-          <w:numId w:val="3"/>
+          <w:numId w:val="7"/>
         </w:numPr>
         <w:spacing w:lineRule="auto" w:line="290" w:before="0" w:after="100"/>
         <w:rPr>
@@ -5137,9 +5094,6 @@
               <w:pStyle w:val="Normal"/>
               <w:spacing w:before="120" w:after="120"/>
               <w:jc w:val="center"/>
-              <w:rPr/>
-            </w:pPr>
-            <w:r>
               <w:rPr>
                 <w:rFonts w:eastAsia="Calibri" w:cs="Calibri"/>
                 <w:b/>
@@ -5150,107 +5104,18 @@
                 <w:sz w:val="24"/>
                 <w:szCs w:val="24"/>
               </w:rPr>
-              <w:t>[ INSERT BREADBOARD PHOTOGRAPHS HERE — full build + close-up of decode gates ]</w:t>
-            </w:r>
-          </w:p>
-          <w:p>
-            <w:pPr>
-              <w:pStyle w:val="Normal"/>
-              <w:spacing w:before="0" w:after="200"/>
-              <w:rPr/>
-            </w:pPr>
-            <w:r>
-              <w:rPr/>
-            </w:r>
-          </w:p>
-          <w:p>
-            <w:pPr>
-              <w:pStyle w:val="Normal"/>
-              <w:spacing w:before="0" w:after="200"/>
-              <w:rPr/>
-            </w:pPr>
-            <w:r>
-              <w:rPr/>
-            </w:r>
-          </w:p>
-          <w:p>
-            <w:pPr>
-              <w:pStyle w:val="Normal"/>
-              <w:spacing w:before="0" w:after="200"/>
-              <w:rPr/>
-            </w:pPr>
-            <w:r>
-              <w:rPr/>
-            </w:r>
-          </w:p>
-          <w:p>
-            <w:pPr>
-              <w:pStyle w:val="Normal"/>
-              <w:spacing w:before="0" w:after="200"/>
-              <w:rPr/>
-            </w:pPr>
-            <w:r>
-              <w:rPr/>
-            </w:r>
-          </w:p>
-          <w:p>
-            <w:pPr>
-              <w:pStyle w:val="Normal"/>
-              <w:spacing w:before="0" w:after="200"/>
-              <w:rPr/>
-            </w:pPr>
-            <w:r>
-              <w:rPr/>
-            </w:r>
-          </w:p>
-          <w:p>
-            <w:pPr>
-              <w:pStyle w:val="Normal"/>
-              <w:spacing w:before="0" w:after="200"/>
-              <w:rPr/>
-            </w:pPr>
-            <w:r>
-              <w:rPr/>
-            </w:r>
-          </w:p>
-          <w:p>
-            <w:pPr>
-              <w:pStyle w:val="Normal"/>
-              <w:spacing w:before="0" w:after="200"/>
-              <w:rPr/>
-            </w:pPr>
-            <w:r>
-              <w:rPr/>
-            </w:r>
-          </w:p>
-          <w:p>
-            <w:pPr>
-              <w:pStyle w:val="Normal"/>
-              <w:spacing w:before="0" w:after="200"/>
-              <w:rPr/>
-            </w:pPr>
-            <w:r>
-              <w:rPr/>
-            </w:r>
-          </w:p>
-          <w:p>
-            <w:pPr>
-              <w:pStyle w:val="Normal"/>
-              <w:spacing w:before="0" w:after="200"/>
-              <w:rPr/>
-            </w:pPr>
-            <w:r>
-              <w:rPr/>
-            </w:r>
-          </w:p>
-          <w:p>
-            <w:pPr>
-              <w:pStyle w:val="Normal"/>
-              <w:spacing w:before="0" w:after="200"/>
-              <w:rPr/>
-            </w:pPr>
-            <w:r>
-              <w:rPr/>
+            </w:pPr>
+            <w:r>
+              <w:rPr>
+                <w:rFonts w:eastAsia="Calibri" w:cs="Calibri"/>
+                <w:b/>
+                <w:bCs/>
+                <w:i/>
+                <w:iCs/>
+                <w:color w:val="595959"/>
+                <w:sz w:val="24"/>
+                <w:szCs w:val="24"/>
+              </w:rPr>
             </w:r>
           </w:p>
         </w:tc>
@@ -5258,14 +5123,22 @@
     </w:tbl>
     <w:p>
       <w:pPr>
-        <w:pStyle w:val="Normal"/>
-        <w:rPr/>
-      </w:pPr>
-      <w:r>
-        <w:rPr/>
-      </w:r>
-      <w:r>
-        <w:br w:type="page"/>
+        <w:pStyle w:val="Heading1"/>
+        <w:spacing w:before="0" w:after="200"/>
+        <w:rPr>
+          <w:sz w:val="36"/>
+          <w:szCs w:val="36"/>
+        </w:rPr>
+      </w:pPr>
+      <w:r>
+        <w:rPr>
+          <w:rFonts w:eastAsia="Calibri" w:cs="Calibri" w:ascii="Calibri" w:hAnsi="Calibri"/>
+          <w:b/>
+          <w:bCs/>
+          <w:color w:val="1F3864"/>
+          <w:sz w:val="36"/>
+          <w:szCs w:val="36"/>
+        </w:rPr>
       </w:r>
     </w:p>
     <w:p>
@@ -5303,8 +5176,8 @@
         </w:tblCellMar>
       </w:tblPr>
       <w:tblGrid>
-        <w:gridCol w:w="2899"/>
-        <w:gridCol w:w="3301"/>
+        <w:gridCol w:w="2897"/>
+        <w:gridCol w:w="3303"/>
         <w:gridCol w:w="3160"/>
       </w:tblGrid>
       <w:tr>
@@ -5313,7 +5186,7 @@
         </w:trPr>
         <w:tc>
           <w:tcPr>
-            <w:tcW w:w="2899" w:type="dxa"/>
+            <w:tcW w:w="2897" w:type="dxa"/>
             <w:tcBorders>
               <w:top w:val="dashed" w:sz="6" w:space="0" w:color="595959"/>
               <w:start w:val="dashed" w:sz="6" w:space="0" w:color="595959"/>
@@ -5342,7 +5215,7 @@
         </w:tc>
         <w:tc>
           <w:tcPr>
-            <w:tcW w:w="3301" w:type="dxa"/>
+            <w:tcW w:w="3303" w:type="dxa"/>
             <w:tcBorders>
               <w:top w:val="dashed" w:sz="6" w:space="0" w:color="595959"/>
             </w:tcBorders>
@@ -5402,7 +5275,7 @@
         <w:trPr/>
         <w:tc>
           <w:tcPr>
-            <w:tcW w:w="2899" w:type="dxa"/>
+            <w:tcW w:w="2897" w:type="dxa"/>
             <w:tcBorders>
               <w:start w:val="dashed" w:sz="6" w:space="0" w:color="595959"/>
             </w:tcBorders>
@@ -5431,7 +5304,7 @@
         </w:tc>
         <w:tc>
           <w:tcPr>
-            <w:tcW w:w="3301" w:type="dxa"/>
+            <w:tcW w:w="3303" w:type="dxa"/>
             <w:tcBorders/>
           </w:tcPr>
           <w:p>
@@ -5500,7 +5373,7 @@
         <w:trPr/>
         <w:tc>
           <w:tcPr>
-            <w:tcW w:w="2899" w:type="dxa"/>
+            <w:tcW w:w="2897" w:type="dxa"/>
             <w:tcBorders>
               <w:start w:val="dashed" w:sz="6" w:space="0" w:color="595959"/>
             </w:tcBorders>
@@ -5529,7 +5402,7 @@
         </w:tc>
         <w:tc>
           <w:tcPr>
-            <w:tcW w:w="3301" w:type="dxa"/>
+            <w:tcW w:w="3303" w:type="dxa"/>
             <w:tcBorders/>
           </w:tcPr>
           <w:p>
@@ -5588,7 +5461,7 @@
         <w:trPr/>
         <w:tc>
           <w:tcPr>
-            <w:tcW w:w="2899" w:type="dxa"/>
+            <w:tcW w:w="2897" w:type="dxa"/>
             <w:tcBorders>
               <w:start w:val="dashed" w:sz="6" w:space="0" w:color="595959"/>
             </w:tcBorders>
@@ -5617,7 +5490,7 @@
         </w:tc>
         <w:tc>
           <w:tcPr>
-            <w:tcW w:w="3301" w:type="dxa"/>
+            <w:tcW w:w="3303" w:type="dxa"/>
             <w:tcBorders/>
           </w:tcPr>
           <w:p>
@@ -5676,7 +5549,7 @@
         <w:trPr/>
         <w:tc>
           <w:tcPr>
-            <w:tcW w:w="2899" w:type="dxa"/>
+            <w:tcW w:w="2897" w:type="dxa"/>
             <w:tcBorders>
               <w:start w:val="dashed" w:sz="6" w:space="0" w:color="595959"/>
             </w:tcBorders>
@@ -5705,7 +5578,7 @@
         </w:tc>
         <w:tc>
           <w:tcPr>
-            <w:tcW w:w="3301" w:type="dxa"/>
+            <w:tcW w:w="3303" w:type="dxa"/>
             <w:tcBorders/>
           </w:tcPr>
           <w:p>
@@ -5764,7 +5637,7 @@
         <w:trPr/>
         <w:tc>
           <w:tcPr>
-            <w:tcW w:w="2899" w:type="dxa"/>
+            <w:tcW w:w="2897" w:type="dxa"/>
             <w:tcBorders>
               <w:start w:val="dashed" w:sz="6" w:space="0" w:color="595959"/>
             </w:tcBorders>
@@ -5793,7 +5666,7 @@
         </w:tc>
         <w:tc>
           <w:tcPr>
-            <w:tcW w:w="3301" w:type="dxa"/>
+            <w:tcW w:w="3303" w:type="dxa"/>
             <w:tcBorders/>
           </w:tcPr>
           <w:p>
@@ -5852,7 +5725,7 @@
         <w:trPr/>
         <w:tc>
           <w:tcPr>
-            <w:tcW w:w="2899" w:type="dxa"/>
+            <w:tcW w:w="2897" w:type="dxa"/>
             <w:tcBorders>
               <w:start w:val="dashed" w:sz="6" w:space="0" w:color="595959"/>
             </w:tcBorders>
@@ -5881,7 +5754,7 @@
         </w:tc>
         <w:tc>
           <w:tcPr>
-            <w:tcW w:w="3301" w:type="dxa"/>
+            <w:tcW w:w="3303" w:type="dxa"/>
             <w:tcBorders/>
           </w:tcPr>
           <w:p>
@@ -5940,7 +5813,7 @@
         <w:trPr/>
         <w:tc>
           <w:tcPr>
-            <w:tcW w:w="2899" w:type="dxa"/>
+            <w:tcW w:w="2897" w:type="dxa"/>
             <w:tcBorders>
               <w:start w:val="dashed" w:sz="6" w:space="0" w:color="595959"/>
             </w:tcBorders>
@@ -5969,7 +5842,7 @@
         </w:tc>
         <w:tc>
           <w:tcPr>
-            <w:tcW w:w="3301" w:type="dxa"/>
+            <w:tcW w:w="3303" w:type="dxa"/>
             <w:tcBorders/>
           </w:tcPr>
           <w:p>
@@ -6059,7 +5932,16 @@
               </w:rPr>
             </w:pPr>
             <w:r>
-              <w:rPr/>
+              <w:rPr>
+                <w:rFonts w:eastAsia="Calibri" w:cs="Calibri"/>
+                <w:b/>
+                <w:bCs/>
+                <w:i/>
+                <w:iCs/>
+                <w:color w:val="595959"/>
+                <w:sz w:val="24"/>
+                <w:szCs w:val="24"/>
+              </w:rPr>
             </w:r>
           </w:p>
         </w:tc>
@@ -6067,21 +5949,40 @@
     </w:tbl>
     <w:p>
       <w:pPr>
-        <w:pStyle w:val="Normal"/>
-        <w:rPr/>
-      </w:pPr>
-      <w:r>
-        <w:rPr/>
-      </w:r>
-      <w:r>
-        <w:br w:type="page"/>
-      </w:r>
-    </w:p>
-    <w:p>
-      <w:pPr>
         <w:pStyle w:val="Heading1"/>
         <w:spacing w:before="0" w:after="200"/>
-        <w:rPr/>
+        <w:rPr>
+          <w:rFonts w:ascii="Calibri" w:hAnsi="Calibri" w:eastAsia="Calibri" w:cs="Calibri"/>
+          <w:b/>
+          <w:bCs/>
+          <w:color w:val="1F3864"/>
+          <w:sz w:val="30"/>
+          <w:szCs w:val="30"/>
+        </w:rPr>
+      </w:pPr>
+      <w:r>
+        <w:rPr>
+          <w:rFonts w:eastAsia="Calibri" w:cs="Calibri" w:ascii="Calibri" w:hAnsi="Calibri"/>
+          <w:b/>
+          <w:bCs/>
+          <w:color w:val="1F3864"/>
+          <w:sz w:val="30"/>
+          <w:szCs w:val="30"/>
+        </w:rPr>
+      </w:r>
+    </w:p>
+    <w:p>
+      <w:pPr>
+        <w:pStyle w:val="Heading1"/>
+        <w:spacing w:before="0" w:after="200"/>
+        <w:rPr>
+          <w:rFonts w:ascii="Calibri" w:hAnsi="Calibri" w:eastAsia="Calibri" w:cs="Calibri"/>
+          <w:b/>
+          <w:bCs/>
+          <w:color w:val="1F3864"/>
+          <w:sz w:val="30"/>
+          <w:szCs w:val="30"/>
+        </w:rPr>
       </w:pPr>
       <w:r>
         <w:rPr>
@@ -6168,9 +6069,6 @@
               <w:pStyle w:val="Normal"/>
               <w:spacing w:before="120" w:after="120"/>
               <w:jc w:val="center"/>
-              <w:rPr/>
-            </w:pPr>
-            <w:r>
               <w:rPr>
                 <w:rFonts w:eastAsia="Calibri" w:cs="Calibri"/>
                 <w:b/>
@@ -6181,87 +6079,18 @@
                 <w:sz w:val="24"/>
                 <w:szCs w:val="24"/>
               </w:rPr>
-              <w:t>[ INSERT PHOTO OF FINISHED CLOCK SHOWING A TIME, e.g. 12:45:37 ]</w:t>
-            </w:r>
-          </w:p>
-          <w:p>
-            <w:pPr>
-              <w:pStyle w:val="Normal"/>
-              <w:spacing w:before="0" w:after="200"/>
-              <w:rPr/>
-            </w:pPr>
-            <w:r>
-              <w:rPr/>
-            </w:r>
-          </w:p>
-          <w:p>
-            <w:pPr>
-              <w:pStyle w:val="Normal"/>
-              <w:spacing w:before="0" w:after="200"/>
-              <w:rPr/>
-            </w:pPr>
-            <w:r>
-              <w:rPr/>
-            </w:r>
-          </w:p>
-          <w:p>
-            <w:pPr>
-              <w:pStyle w:val="Normal"/>
-              <w:spacing w:before="0" w:after="200"/>
-              <w:rPr/>
-            </w:pPr>
-            <w:r>
-              <w:rPr/>
-            </w:r>
-          </w:p>
-          <w:p>
-            <w:pPr>
-              <w:pStyle w:val="Normal"/>
-              <w:spacing w:before="0" w:after="200"/>
-              <w:rPr/>
-            </w:pPr>
-            <w:r>
-              <w:rPr/>
-            </w:r>
-          </w:p>
-          <w:p>
-            <w:pPr>
-              <w:pStyle w:val="Normal"/>
-              <w:spacing w:before="0" w:after="200"/>
-              <w:rPr/>
-            </w:pPr>
-            <w:r>
-              <w:rPr/>
-            </w:r>
-          </w:p>
-          <w:p>
-            <w:pPr>
-              <w:pStyle w:val="Normal"/>
-              <w:spacing w:before="0" w:after="200"/>
-              <w:rPr/>
-            </w:pPr>
-            <w:r>
-              <w:rPr/>
-            </w:r>
-          </w:p>
-          <w:p>
-            <w:pPr>
-              <w:pStyle w:val="Normal"/>
-              <w:spacing w:before="0" w:after="200"/>
-              <w:rPr/>
-            </w:pPr>
-            <w:r>
-              <w:rPr/>
-            </w:r>
-          </w:p>
-          <w:p>
-            <w:pPr>
-              <w:pStyle w:val="Normal"/>
-              <w:spacing w:before="0" w:after="200"/>
-              <w:rPr/>
-            </w:pPr>
-            <w:r>
-              <w:rPr/>
+            </w:pPr>
+            <w:r>
+              <w:rPr>
+                <w:rFonts w:eastAsia="Calibri" w:cs="Calibri"/>
+                <w:b/>
+                <w:bCs/>
+                <w:i/>
+                <w:iCs/>
+                <w:color w:val="595959"/>
+                <w:sz w:val="24"/>
+                <w:szCs w:val="24"/>
+              </w:rPr>
             </w:r>
           </w:p>
         </w:tc>
@@ -6427,8 +6256,35 @@
           <w:sz w:val="25"/>
           <w:szCs w:val="25"/>
         </w:rPr>
-        <w:t>13.</w:t>
-      </w:r>
+        <w:t>13.3 Floating CMOS Inputs</w:t>
+      </w:r>
+    </w:p>
+    <w:p>
+      <w:pPr>
+        <w:pStyle w:val="Normal"/>
+        <w:spacing w:lineRule="auto" w:line="300" w:before="0" w:after="160"/>
+        <w:jc w:val="both"/>
+        <w:rPr/>
+      </w:pPr>
+      <w:r>
+        <w:rPr>
+          <w:rFonts w:eastAsia="Calibri" w:cs="Calibri"/>
+          <w:b w:val="false"/>
+          <w:bCs w:val="false"/>
+          <w:i w:val="false"/>
+          <w:iCs w:val="false"/>
+          <w:sz w:val="22"/>
+          <w:szCs w:val="22"/>
+        </w:rPr>
+        <w:t>Unused inverter and AND inputs left floating caused erratic behaviour and chip heating. All unused CMOS inputs were tied to GND. Lesson: CMOS inputs must never float.</w:t>
+      </w:r>
+    </w:p>
+    <w:p>
+      <w:pPr>
+        <w:pStyle w:val="Heading2"/>
+        <w:spacing w:before="240" w:after="140"/>
+        <w:rPr/>
+      </w:pPr>
       <w:r>
         <w:rPr>
           <w:rFonts w:eastAsia="Calibri" w:cs="Calibri" w:ascii="Calibri" w:hAnsi="Calibri"/>
@@ -6438,18 +6294,7 @@
           <w:sz w:val="25"/>
           <w:szCs w:val="25"/>
         </w:rPr>
-        <w:t>3</w:t>
-      </w:r>
-      <w:r>
-        <w:rPr>
-          <w:rFonts w:eastAsia="Calibri" w:cs="Calibri" w:ascii="Calibri" w:hAnsi="Calibri"/>
-          <w:b/>
-          <w:bCs/>
-          <w:color w:val="2E74B5"/>
-          <w:sz w:val="25"/>
-          <w:szCs w:val="25"/>
-        </w:rPr>
-        <w:t xml:space="preserve"> Floating CMOS Inputs</w:t>
+        <w:t>13.4 A Rejected 'Simplification'</w:t>
       </w:r>
     </w:p>
     <w:p>
@@ -6469,13 +6314,13 @@
           <w:sz w:val="22"/>
           <w:szCs w:val="22"/>
         </w:rPr>
-        <w:t>Unused inverter and AND inputs left floating caused erratic behaviour and chip heating. All unused CMOS inputs were tied to GND. Lesson: CMOS inputs must never float.</w:t>
-      </w:r>
-    </w:p>
-    <w:p>
-      <w:pPr>
-        <w:pStyle w:val="Heading2"/>
-        <w:spacing w:before="240" w:after="140"/>
+        <w:t>During debugging, the decode (NOT b)·c was considered as an alternative to (NOT b)·e for detecting 6. The truth table shows it also matches 5 — the clock would have counted only 0–4 in the tens position. It was rejected before wiring. Lesson: candidate decodes must be checked against every digit, not just the target.</w:t>
+      </w:r>
+    </w:p>
+    <w:p>
+      <w:pPr>
+        <w:pStyle w:val="Heading1"/>
+        <w:spacing w:before="0" w:after="200"/>
         <w:rPr/>
       </w:pPr>
       <w:r>
@@ -6483,33 +6328,371 @@
           <w:rFonts w:eastAsia="Calibri" w:cs="Calibri" w:ascii="Calibri" w:hAnsi="Calibri"/>
           <w:b/>
           <w:bCs/>
-          <w:color w:val="2E74B5"/>
-          <w:sz w:val="25"/>
-          <w:szCs w:val="25"/>
-        </w:rPr>
-        <w:t>13.</w:t>
-      </w:r>
+          <w:color w:val="1F3864"/>
+          <w:sz w:val="30"/>
+          <w:szCs w:val="30"/>
+        </w:rPr>
+        <w:t>14. Applications</w:t>
+      </w:r>
+    </w:p>
+    <w:p>
+      <w:pPr>
+        <w:pStyle w:val="ListParagraph"/>
+        <w:numPr>
+          <w:ilvl w:val="0"/>
+          <w:numId w:val="5"/>
+        </w:numPr>
+        <w:spacing w:lineRule="auto" w:line="290" w:before="0" w:after="100"/>
+        <w:rPr/>
+      </w:pPr>
+      <w:r>
+        <w:rPr>
+          <w:rFonts w:eastAsia="Calibri" w:cs="Calibri"/>
+          <w:sz w:val="22"/>
+          <w:szCs w:val="22"/>
+        </w:rPr>
+        <w:t>Teaching platform for digital electronics labs — every concept (astable timing, cascaded counting, combinational decoding, asynchronous reset) is physically observable.</w:t>
+      </w:r>
+    </w:p>
+    <w:p>
+      <w:pPr>
+        <w:pStyle w:val="ListParagraph"/>
+        <w:numPr>
+          <w:ilvl w:val="0"/>
+          <w:numId w:val="5"/>
+        </w:numPr>
+        <w:spacing w:lineRule="auto" w:line="290" w:before="0" w:after="100"/>
+        <w:rPr/>
+      </w:pPr>
+      <w:r>
+        <w:rPr>
+          <w:rFonts w:eastAsia="Calibri" w:cs="Calibri"/>
+          <w:sz w:val="22"/>
+          <w:szCs w:val="22"/>
+        </w:rPr>
+        <w:t>Low-cost wall/desk clock where absolute accuracy is not critical.</w:t>
+      </w:r>
+    </w:p>
+    <w:p>
+      <w:pPr>
+        <w:pStyle w:val="ListParagraph"/>
+        <w:numPr>
+          <w:ilvl w:val="0"/>
+          <w:numId w:val="5"/>
+        </w:numPr>
+        <w:spacing w:lineRule="auto" w:line="290" w:before="0" w:after="100"/>
+        <w:rPr/>
+      </w:pPr>
+      <w:r>
+        <w:rPr>
+          <w:rFonts w:eastAsia="Calibri" w:cs="Calibri"/>
+          <w:sz w:val="22"/>
+          <w:szCs w:val="22"/>
+        </w:rPr>
+        <w:t>Timer/sequencer core: the same 555 + CD4026 chain, with different decode points, becomes a countdown timer, event counter, or industrial cycle counter.</w:t>
+      </w:r>
+    </w:p>
+    <w:p>
+      <w:pPr>
+        <w:pStyle w:val="ListParagraph"/>
+        <w:numPr>
+          <w:ilvl w:val="0"/>
+          <w:numId w:val="5"/>
+        </w:numPr>
+        <w:spacing w:lineRule="auto" w:line="290" w:before="0" w:after="100"/>
+        <w:rPr/>
+      </w:pPr>
+      <w:r>
+        <w:rPr>
+          <w:rFonts w:eastAsia="Calibri" w:cs="Calibri"/>
+          <w:sz w:val="22"/>
+          <w:szCs w:val="22"/>
+        </w:rPr>
+        <w:t>Scoreboards and token-number displays using the counting/display sections alone.</w:t>
+      </w:r>
+    </w:p>
+    <w:p>
+      <w:pPr>
+        <w:pStyle w:val="ListParagraph"/>
+        <w:numPr>
+          <w:ilvl w:val="0"/>
+          <w:numId w:val="5"/>
+        </w:numPr>
+        <w:spacing w:lineRule="auto" w:line="290" w:before="0" w:after="100"/>
+        <w:rPr/>
+      </w:pPr>
+      <w:r>
+        <w:rPr>
+          <w:rFonts w:eastAsia="Calibri" w:cs="Calibri"/>
+          <w:sz w:val="22"/>
+          <w:szCs w:val="22"/>
+        </w:rPr>
+        <w:t>Foundation for interval-based control (bell timers, irrigation timers) by decoding specific times.</w:t>
+      </w:r>
+    </w:p>
+    <w:p>
+      <w:pPr>
+        <w:pStyle w:val="Heading1"/>
+        <w:spacing w:before="320" w:after="200"/>
+        <w:rPr/>
+      </w:pPr>
       <w:r>
         <w:rPr>
           <w:rFonts w:eastAsia="Calibri" w:cs="Calibri" w:ascii="Calibri" w:hAnsi="Calibri"/>
           <w:b/>
           <w:bCs/>
-          <w:color w:val="2E74B5"/>
-          <w:sz w:val="25"/>
-          <w:szCs w:val="25"/>
-        </w:rPr>
-        <w:t>4</w:t>
-      </w:r>
+          <w:color w:val="1F3864"/>
+          <w:sz w:val="30"/>
+          <w:szCs w:val="30"/>
+        </w:rPr>
+        <w:t>15. Future Scope</w:t>
+      </w:r>
+    </w:p>
+    <w:p>
+      <w:pPr>
+        <w:pStyle w:val="ListParagraph"/>
+        <w:numPr>
+          <w:ilvl w:val="0"/>
+          <w:numId w:val="5"/>
+        </w:numPr>
+        <w:spacing w:lineRule="auto" w:line="290" w:before="0" w:after="100"/>
+        <w:rPr/>
+      </w:pPr>
+      <w:r>
+        <w:rPr>
+          <w:rFonts w:eastAsia="Calibri" w:cs="Calibri"/>
+          <w:b/>
+          <w:bCs/>
+          <w:sz w:val="22"/>
+          <w:szCs w:val="22"/>
+        </w:rPr>
+        <w:t xml:space="preserve">Crystal timebase: </w:t>
+      </w:r>
+      <w:r>
+        <w:rPr>
+          <w:rFonts w:eastAsia="Calibri" w:cs="Calibri"/>
+          <w:sz w:val="22"/>
+          <w:szCs w:val="22"/>
+        </w:rPr>
+        <w:t>Replace the 555 with a 32.768 kHz crystal and CD4060 divider chain for quartz accuracy (seconds/day instead of minutes/day) — the single most valuable upgrade.</w:t>
+      </w:r>
+    </w:p>
+    <w:p>
+      <w:pPr>
+        <w:pStyle w:val="ListParagraph"/>
+        <w:numPr>
+          <w:ilvl w:val="0"/>
+          <w:numId w:val="5"/>
+        </w:numPr>
+        <w:spacing w:lineRule="auto" w:line="290" w:before="0" w:after="100"/>
+        <w:rPr/>
+      </w:pPr>
+      <w:r>
+        <w:rPr>
+          <w:rFonts w:eastAsia="Calibri" w:cs="Calibri"/>
+          <w:b/>
+          <w:bCs/>
+          <w:sz w:val="22"/>
+          <w:szCs w:val="22"/>
+        </w:rPr>
+        <w:t xml:space="preserve">Backup: </w:t>
+      </w:r>
+      <w:r>
+        <w:rPr>
+          <w:rFonts w:eastAsia="Calibri" w:cs="Calibri"/>
+          <w:sz w:val="22"/>
+          <w:szCs w:val="22"/>
+        </w:rPr>
+        <w:t>Add battery backup with a supervisor circuit so the clock survives power cuts.</w:t>
+      </w:r>
+    </w:p>
+    <w:p>
+      <w:pPr>
+        <w:pStyle w:val="ListParagraph"/>
+        <w:numPr>
+          <w:ilvl w:val="0"/>
+          <w:numId w:val="5"/>
+        </w:numPr>
+        <w:spacing w:lineRule="auto" w:line="290" w:before="0" w:after="100"/>
+        <w:rPr/>
+      </w:pPr>
+      <w:r>
+        <w:rPr>
+          <w:rFonts w:eastAsia="Calibri" w:cs="Calibri"/>
+          <w:b/>
+          <w:bCs/>
+          <w:sz w:val="22"/>
+          <w:szCs w:val="22"/>
+        </w:rPr>
+        <w:t xml:space="preserve">Alarm: </w:t>
+      </w:r>
+      <w:r>
+        <w:rPr>
+          <w:rFonts w:eastAsia="Calibri" w:cs="Calibri"/>
+          <w:sz w:val="22"/>
+          <w:szCs w:val="22"/>
+        </w:rPr>
+        <w:t>Add an alarm by decoding a chosen time and driving a buzzer through a transistor.</w:t>
+      </w:r>
+    </w:p>
+    <w:p>
+      <w:pPr>
+        <w:pStyle w:val="ListParagraph"/>
+        <w:numPr>
+          <w:ilvl w:val="0"/>
+          <w:numId w:val="5"/>
+        </w:numPr>
+        <w:spacing w:lineRule="auto" w:line="290" w:before="0" w:after="100"/>
+        <w:rPr/>
+      </w:pPr>
+      <w:r>
+        <w:rPr>
+          <w:rFonts w:eastAsia="Calibri" w:cs="Calibri"/>
+          <w:b/>
+          <w:bCs/>
+          <w:sz w:val="22"/>
+          <w:szCs w:val="22"/>
+        </w:rPr>
+        <w:t xml:space="preserve">12-hour mode: </w:t>
+      </w:r>
+      <w:r>
+        <w:rPr>
+          <w:rFonts w:eastAsia="Calibri" w:cs="Calibri"/>
+          <w:sz w:val="22"/>
+          <w:szCs w:val="22"/>
+        </w:rPr>
+        <w:t>Detect 12/24 display value and add an AM/PM indicator using additional decode gates.</w:t>
+      </w:r>
+    </w:p>
+    <w:p>
+      <w:pPr>
+        <w:pStyle w:val="ListParagraph"/>
+        <w:numPr>
+          <w:ilvl w:val="0"/>
+          <w:numId w:val="5"/>
+        </w:numPr>
+        <w:spacing w:lineRule="auto" w:line="290" w:before="0" w:after="100"/>
+        <w:rPr/>
+      </w:pPr>
+      <w:r>
+        <w:rPr>
+          <w:rFonts w:eastAsia="Calibri" w:cs="Calibri"/>
+          <w:b/>
+          <w:bCs/>
+          <w:sz w:val="22"/>
+          <w:szCs w:val="22"/>
+        </w:rPr>
+        <w:t xml:space="preserve">PCB: </w:t>
+      </w:r>
+      <w:r>
+        <w:rPr>
+          <w:rFonts w:eastAsia="Calibri" w:cs="Calibri"/>
+          <w:sz w:val="22"/>
+          <w:szCs w:val="22"/>
+        </w:rPr>
+        <w:t>Move from breadboard to a soldered PCB for reliability and presentation.</w:t>
+      </w:r>
+    </w:p>
+    <w:p>
+      <w:pPr>
+        <w:pStyle w:val="ListParagraph"/>
+        <w:numPr>
+          <w:ilvl w:val="0"/>
+          <w:numId w:val="5"/>
+        </w:numPr>
+        <w:spacing w:lineRule="auto" w:line="290" w:before="0" w:after="100"/>
+        <w:rPr/>
+      </w:pPr>
+      <w:r>
+        <w:rPr>
+          <w:rFonts w:eastAsia="Calibri" w:cs="Calibri"/>
+          <w:b/>
+          <w:bCs/>
+          <w:sz w:val="22"/>
+          <w:szCs w:val="22"/>
+        </w:rPr>
+        <w:t xml:space="preserve">Modern comparison: </w:t>
+      </w:r>
+      <w:r>
+        <w:rPr>
+          <w:rFonts w:eastAsia="Calibri" w:cs="Calibri"/>
+          <w:sz w:val="22"/>
+          <w:szCs w:val="22"/>
+        </w:rPr>
+        <w:t>As a contrast study, implement the same specification on an ESP32 with NTP synchronisation and compare cost, accuracy, and complexity.</w:t>
+      </w:r>
+    </w:p>
+    <w:p>
+      <w:pPr>
+        <w:pStyle w:val="Heading1"/>
+        <w:spacing w:before="0" w:after="200"/>
+        <w:rPr>
+          <w:rFonts w:ascii="Calibri" w:hAnsi="Calibri" w:eastAsia="Calibri" w:cs="Calibri"/>
+          <w:b/>
+          <w:bCs/>
+          <w:color w:val="1F3864"/>
+          <w:sz w:val="30"/>
+          <w:szCs w:val="30"/>
+        </w:rPr>
+      </w:pPr>
       <w:r>
         <w:rPr>
           <w:rFonts w:eastAsia="Calibri" w:cs="Calibri" w:ascii="Calibri" w:hAnsi="Calibri"/>
           <w:b/>
           <w:bCs/>
-          <w:color w:val="2E74B5"/>
-          <w:sz w:val="25"/>
-          <w:szCs w:val="25"/>
-        </w:rPr>
-        <w:t xml:space="preserve"> A Rejected 'Simplification'</w:t>
+          <w:color w:val="1F3864"/>
+          <w:sz w:val="30"/>
+          <w:szCs w:val="30"/>
+        </w:rPr>
+      </w:r>
+    </w:p>
+    <w:p>
+      <w:pPr>
+        <w:pStyle w:val="Heading1"/>
+        <w:spacing w:before="0" w:after="200"/>
+        <w:rPr>
+          <w:rFonts w:ascii="Calibri" w:hAnsi="Calibri" w:eastAsia="Calibri" w:cs="Calibri"/>
+          <w:b/>
+          <w:bCs/>
+          <w:color w:val="1F3864"/>
+          <w:sz w:val="30"/>
+          <w:szCs w:val="30"/>
+        </w:rPr>
+      </w:pPr>
+      <w:r>
+        <w:rPr>
+          <w:rFonts w:eastAsia="Calibri" w:cs="Calibri" w:ascii="Calibri" w:hAnsi="Calibri"/>
+          <w:b/>
+          <w:bCs/>
+          <w:color w:val="1F3864"/>
+          <w:sz w:val="30"/>
+          <w:szCs w:val="30"/>
+        </w:rPr>
+      </w:r>
+    </w:p>
+    <w:p>
+      <w:pPr>
+        <w:pStyle w:val="Heading1"/>
+        <w:spacing w:before="0" w:after="200"/>
+        <w:rPr>
+          <w:rFonts w:ascii="Calibri" w:hAnsi="Calibri" w:eastAsia="Calibri" w:cs="Calibri"/>
+          <w:b/>
+          <w:bCs/>
+          <w:color w:val="1F3864"/>
+          <w:sz w:val="30"/>
+          <w:szCs w:val="30"/>
+        </w:rPr>
+      </w:pPr>
+      <w:r>
+        <w:rPr>
+          <w:rFonts w:eastAsia="Calibri" w:cs="Calibri" w:ascii="Calibri" w:hAnsi="Calibri"/>
+          <w:b/>
+          <w:bCs/>
+          <w:color w:val="1F3864"/>
+          <w:sz w:val="30"/>
+          <w:szCs w:val="30"/>
+        </w:rPr>
+        <w:t>16. Conclusion</w:t>
       </w:r>
     </w:p>
     <w:p>
@@ -6529,13 +6712,53 @@
           <w:sz w:val="22"/>
           <w:szCs w:val="22"/>
         </w:rPr>
-        <w:t>During debugging, the decode (NOT b)·c was considered as an alternative to (NOT b)·e for detecting 6. The truth table shows it also matches 5 — the clock would have counted only 0–4 in the tens position. It was rejected before wiring. Lesson: candidate decodes must be checked against every digit, not just the target.</w:t>
+        <w:t>A fully functional 24-hour digital clock was designed, built, and validated using only discrete ICs: one 555 timer, six CD4026 decade counters, and three small gate packages. The project met every stated constraint — 24-hour format, on-board timebase, direct display driving, and correct rollover at 60 seconds, 60 minutes, and 24 hours.</w:t>
+      </w:r>
+    </w:p>
+    <w:p>
+      <w:pPr>
+        <w:pStyle w:val="Normal"/>
+        <w:spacing w:lineRule="auto" w:line="300" w:before="0" w:after="160"/>
+        <w:jc w:val="both"/>
+        <w:rPr/>
+      </w:pPr>
+      <w:r>
+        <w:rPr>
+          <w:rFonts w:eastAsia="Calibri" w:cs="Calibri"/>
+          <w:b w:val="false"/>
+          <w:bCs w:val="false"/>
+          <w:i w:val="false"/>
+          <w:iCs w:val="false"/>
+          <w:sz w:val="22"/>
+          <w:szCs w:val="22"/>
+        </w:rPr>
+        <w:t>The distinctive contribution of the design is its segment-pattern rollover decoding, made necessary by the CD4026's lack of BCD outputs. Deriving minimal, provably unique decodes — (NOT b)·e for the digit 6, and g with (NOT a)·f·g for the value 24 — required working directly from the seven-segment truth table, and rejecting plausible-looking but incorrect alternatives.</w:t>
+      </w:r>
+    </w:p>
+    <w:p>
+      <w:pPr>
+        <w:pStyle w:val="Normal"/>
+        <w:spacing w:lineRule="auto" w:line="300" w:before="0" w:after="160"/>
+        <w:jc w:val="both"/>
+        <w:rPr/>
+      </w:pPr>
+      <w:r>
+        <w:rPr>
+          <w:rFonts w:eastAsia="Calibri" w:cs="Calibri"/>
+          <w:b w:val="false"/>
+          <w:bCs w:val="false"/>
+          <w:i w:val="false"/>
+          <w:iCs w:val="false"/>
+          <w:sz w:val="22"/>
+          <w:szCs w:val="22"/>
+        </w:rPr>
+        <w:t>Equally valuable were the faults: a mis-wired oscillator, a wrong decode, LED-clamped logic lines, unpowered gate packages, and floating inputs. Each produced a concrete lesson in debugging methodology. The result is a project that is inexpensive, reproducible, and genuinely educational for second-year ECE students.</w:t>
       </w:r>
     </w:p>
     <w:p>
       <w:pPr>
         <w:pStyle w:val="Heading1"/>
-        <w:spacing w:before="0" w:after="200"/>
+        <w:spacing w:before="320" w:after="200"/>
         <w:rPr/>
       </w:pPr>
       <w:r>
@@ -6547,7 +6770,7 @@
           <w:sz w:val="30"/>
           <w:szCs w:val="30"/>
         </w:rPr>
-        <w:t>14. Applications</w:t>
+        <w:t>17. References</w:t>
       </w:r>
     </w:p>
     <w:p>
@@ -6555,7 +6778,7 @@
         <w:pStyle w:val="ListParagraph"/>
         <w:numPr>
           <w:ilvl w:val="0"/>
-          <w:numId w:val="1"/>
+          <w:numId w:val="13"/>
         </w:numPr>
         <w:spacing w:lineRule="auto" w:line="290" w:before="0" w:after="100"/>
         <w:rPr/>
@@ -6566,7 +6789,7 @@
           <w:sz w:val="22"/>
           <w:szCs w:val="22"/>
         </w:rPr>
-        <w:t>Teaching platform for digital electronics labs — every concept (astable timing, cascaded counting, combinational decoding, asynchronous reset) is physically observable.</w:t>
+        <w:t>Texas Instruments, 'LM555 Timer' datasheet, SNAS548D.</w:t>
       </w:r>
     </w:p>
     <w:p>
@@ -6574,7 +6797,7 @@
         <w:pStyle w:val="ListParagraph"/>
         <w:numPr>
           <w:ilvl w:val="0"/>
-          <w:numId w:val="1"/>
+          <w:numId w:val="8"/>
         </w:numPr>
         <w:spacing w:lineRule="auto" w:line="290" w:before="0" w:after="100"/>
         <w:rPr/>
@@ -6585,7 +6808,7 @@
           <w:sz w:val="22"/>
           <w:szCs w:val="22"/>
         </w:rPr>
-        <w:t>Low-cost wall/desk clock where absolute accuracy is not critical.</w:t>
+        <w:t>Texas Instruments, 'CD4026B CMOS Decade Counter/Divider with Decoded 7-Segment Display Outputs' datasheet, SCHS054C.</w:t>
       </w:r>
     </w:p>
     <w:p>
@@ -6593,7 +6816,7 @@
         <w:pStyle w:val="ListParagraph"/>
         <w:numPr>
           <w:ilvl w:val="0"/>
-          <w:numId w:val="1"/>
+          <w:numId w:val="8"/>
         </w:numPr>
         <w:spacing w:lineRule="auto" w:line="290" w:before="0" w:after="100"/>
         <w:rPr/>
@@ -6604,7 +6827,7 @@
           <w:sz w:val="22"/>
           <w:szCs w:val="22"/>
         </w:rPr>
-        <w:t>Timer/sequencer core: the same 555 + CD4026 chain, with different decode points, becomes a countdown timer, event counter, or industrial cycle counter.</w:t>
+        <w:t>Texas Instruments, 'CD4073B Triple 3-Input AND Gate' datasheet.</w:t>
       </w:r>
     </w:p>
     <w:p>
@@ -6612,7 +6835,7 @@
         <w:pStyle w:val="ListParagraph"/>
         <w:numPr>
           <w:ilvl w:val="0"/>
-          <w:numId w:val="1"/>
+          <w:numId w:val="8"/>
         </w:numPr>
         <w:spacing w:lineRule="auto" w:line="290" w:before="0" w:after="100"/>
         <w:rPr/>
@@ -6623,7 +6846,7 @@
           <w:sz w:val="22"/>
           <w:szCs w:val="22"/>
         </w:rPr>
-        <w:t>Scoreboards and token-number displays using the counting/display sections alone.</w:t>
+        <w:t>R. P. Jain, Modern Digital Electronics, 4th ed., McGraw-Hill Education.</w:t>
       </w:r>
     </w:p>
     <w:p>
@@ -6631,475 +6854,22 @@
         <w:pStyle w:val="ListParagraph"/>
         <w:numPr>
           <w:ilvl w:val="0"/>
-          <w:numId w:val="1"/>
+          <w:numId w:val="8"/>
         </w:numPr>
         <w:spacing w:lineRule="auto" w:line="290" w:before="0" w:after="100"/>
-        <w:rPr/>
-      </w:pPr>
-      <w:r>
         <w:rPr>
           <w:rFonts w:eastAsia="Calibri" w:cs="Calibri"/>
           <w:sz w:val="22"/>
           <w:szCs w:val="22"/>
         </w:rPr>
-        <w:t>Foundation for interval-based control (bell timers, irrigation timers) by decoding specific times.</w:t>
-      </w:r>
-    </w:p>
-    <w:p>
-      <w:pPr>
-        <w:pStyle w:val="Heading1"/>
-        <w:spacing w:before="320" w:after="200"/>
-        <w:rPr/>
-      </w:pPr>
-      <w:r>
-        <w:rPr>
-          <w:rFonts w:eastAsia="Calibri" w:cs="Calibri" w:ascii="Calibri" w:hAnsi="Calibri"/>
-          <w:b/>
-          <w:bCs/>
-          <w:color w:val="1F3864"/>
-          <w:sz w:val="30"/>
-          <w:szCs w:val="30"/>
-        </w:rPr>
-        <w:t>15. Future Scope</w:t>
-      </w:r>
-    </w:p>
-    <w:p>
-      <w:pPr>
-        <w:pStyle w:val="ListParagraph"/>
-        <w:numPr>
-          <w:ilvl w:val="0"/>
-          <w:numId w:val="1"/>
-        </w:numPr>
-        <w:spacing w:lineRule="auto" w:line="290" w:before="0" w:after="100"/>
-        <w:rPr/>
-      </w:pPr>
-      <w:r>
-        <w:rPr>
-          <w:rFonts w:eastAsia="Calibri" w:cs="Calibri"/>
-          <w:b/>
-          <w:bCs/>
+      </w:pPr>
+      <w:r>
+        <w:rPr>
+          <w:rFonts w:eastAsia="Calibri" w:cs="Calibri"/>
           <w:sz w:val="22"/>
           <w:szCs w:val="22"/>
         </w:rPr>
-        <w:t xml:space="preserve">Crystal timebase: </w:t>
-      </w:r>
-      <w:r>
-        <w:rPr>
-          <w:rFonts w:eastAsia="Calibri" w:cs="Calibri"/>
-          <w:sz w:val="22"/>
-          <w:szCs w:val="22"/>
-        </w:rPr>
-        <w:t>Replace the 555 with a 32.768 kHz crystal and CD4060 divider chain for quartz accuracy (seconds/day instead of minutes/day) — the single most valuable upgrade.</w:t>
-      </w:r>
-    </w:p>
-    <w:p>
-      <w:pPr>
-        <w:pStyle w:val="ListParagraph"/>
-        <w:numPr>
-          <w:ilvl w:val="0"/>
-          <w:numId w:val="1"/>
-        </w:numPr>
-        <w:spacing w:lineRule="auto" w:line="290" w:before="0" w:after="100"/>
-        <w:rPr/>
-      </w:pPr>
-      <w:r>
-        <w:rPr>
-          <w:rFonts w:eastAsia="Calibri" w:cs="Calibri"/>
-          <w:b/>
-          <w:bCs/>
-          <w:sz w:val="22"/>
-          <w:szCs w:val="22"/>
-        </w:rPr>
-        <w:t xml:space="preserve">Backup: </w:t>
-      </w:r>
-      <w:r>
-        <w:rPr>
-          <w:rFonts w:eastAsia="Calibri" w:cs="Calibri"/>
-          <w:sz w:val="22"/>
-          <w:szCs w:val="22"/>
-        </w:rPr>
-        <w:t>Add battery backup with a supervisor circuit so the clock survives power cuts.</w:t>
-      </w:r>
-    </w:p>
-    <w:p>
-      <w:pPr>
-        <w:pStyle w:val="ListParagraph"/>
-        <w:numPr>
-          <w:ilvl w:val="0"/>
-          <w:numId w:val="1"/>
-        </w:numPr>
-        <w:spacing w:lineRule="auto" w:line="290" w:before="0" w:after="100"/>
-        <w:rPr/>
-      </w:pPr>
-      <w:r>
-        <w:rPr>
-          <w:rFonts w:eastAsia="Calibri" w:cs="Calibri"/>
-          <w:b/>
-          <w:bCs/>
-          <w:sz w:val="22"/>
-          <w:szCs w:val="22"/>
-        </w:rPr>
-        <w:t xml:space="preserve">Alarm: </w:t>
-      </w:r>
-      <w:r>
-        <w:rPr>
-          <w:rFonts w:eastAsia="Calibri" w:cs="Calibri"/>
-          <w:sz w:val="22"/>
-          <w:szCs w:val="22"/>
-        </w:rPr>
-        <w:t>Add an alarm by decoding a chosen time and driving a buzzer through a transistor.</w:t>
-      </w:r>
-    </w:p>
-    <w:p>
-      <w:pPr>
-        <w:pStyle w:val="ListParagraph"/>
-        <w:numPr>
-          <w:ilvl w:val="0"/>
-          <w:numId w:val="1"/>
-        </w:numPr>
-        <w:spacing w:lineRule="auto" w:line="290" w:before="0" w:after="100"/>
-        <w:rPr/>
-      </w:pPr>
-      <w:r>
-        <w:rPr>
-          <w:rFonts w:eastAsia="Calibri" w:cs="Calibri"/>
-          <w:b/>
-          <w:bCs/>
-          <w:sz w:val="22"/>
-          <w:szCs w:val="22"/>
-        </w:rPr>
-        <w:t xml:space="preserve">12-hour mode: </w:t>
-      </w:r>
-      <w:r>
-        <w:rPr>
-          <w:rFonts w:eastAsia="Calibri" w:cs="Calibri"/>
-          <w:sz w:val="22"/>
-          <w:szCs w:val="22"/>
-        </w:rPr>
-        <w:t>Detect 12/24 display value and add an AM/PM indicator using additional decode gates.</w:t>
-      </w:r>
-    </w:p>
-    <w:p>
-      <w:pPr>
-        <w:pStyle w:val="ListParagraph"/>
-        <w:numPr>
-          <w:ilvl w:val="0"/>
-          <w:numId w:val="1"/>
-        </w:numPr>
-        <w:spacing w:lineRule="auto" w:line="290" w:before="0" w:after="100"/>
-        <w:rPr/>
-      </w:pPr>
-      <w:r>
-        <w:rPr>
-          <w:rFonts w:eastAsia="Calibri" w:cs="Calibri"/>
-          <w:b/>
-          <w:bCs/>
-          <w:sz w:val="22"/>
-          <w:szCs w:val="22"/>
-        </w:rPr>
-        <w:t xml:space="preserve">PCB: </w:t>
-      </w:r>
-      <w:r>
-        <w:rPr>
-          <w:rFonts w:eastAsia="Calibri" w:cs="Calibri"/>
-          <w:sz w:val="22"/>
-          <w:szCs w:val="22"/>
-        </w:rPr>
-        <w:t>Move from breadboard to a soldered PCB for reliability and presentation.</w:t>
-      </w:r>
-    </w:p>
-    <w:p>
-      <w:pPr>
-        <w:pStyle w:val="ListParagraph"/>
-        <w:numPr>
-          <w:ilvl w:val="0"/>
-          <w:numId w:val="1"/>
-        </w:numPr>
-        <w:spacing w:lineRule="auto" w:line="290" w:before="0" w:after="100"/>
-        <w:rPr/>
-      </w:pPr>
-      <w:r>
-        <w:rPr>
-          <w:rFonts w:eastAsia="Calibri" w:cs="Calibri"/>
-          <w:b/>
-          <w:bCs/>
-          <w:sz w:val="22"/>
-          <w:szCs w:val="22"/>
-        </w:rPr>
-        <w:t xml:space="preserve">Modern comparison: </w:t>
-      </w:r>
-      <w:r>
-        <w:rPr>
-          <w:rFonts w:eastAsia="Calibri" w:cs="Calibri"/>
-          <w:sz w:val="22"/>
-          <w:szCs w:val="22"/>
-        </w:rPr>
-        <w:t>As a contrast study, implement the same specification on an ESP32 with NTP synchronisation and compare cost, accuracy, and complexity.</w:t>
-      </w:r>
-    </w:p>
-    <w:p>
-      <w:pPr>
-        <w:pStyle w:val="Heading1"/>
-        <w:spacing w:before="0" w:after="200"/>
-        <w:rPr>
-          <w:rFonts w:ascii="Calibri" w:hAnsi="Calibri" w:eastAsia="Calibri" w:cs="Calibri"/>
-          <w:b/>
-          <w:bCs/>
-          <w:color w:val="1F3864"/>
-          <w:sz w:val="30"/>
-          <w:szCs w:val="30"/>
-        </w:rPr>
-      </w:pPr>
-      <w:r>
-        <w:rPr>
-          <w:rFonts w:eastAsia="Calibri" w:cs="Calibri" w:ascii="Calibri" w:hAnsi="Calibri"/>
-          <w:b/>
-          <w:bCs/>
-          <w:color w:val="1F3864"/>
-          <w:sz w:val="30"/>
-          <w:szCs w:val="30"/>
-        </w:rPr>
-      </w:r>
-    </w:p>
-    <w:p>
-      <w:pPr>
-        <w:pStyle w:val="Heading1"/>
-        <w:spacing w:before="0" w:after="200"/>
-        <w:rPr>
-          <w:rFonts w:ascii="Calibri" w:hAnsi="Calibri" w:eastAsia="Calibri" w:cs="Calibri"/>
-          <w:b/>
-          <w:bCs/>
-          <w:color w:val="1F3864"/>
-          <w:sz w:val="30"/>
-          <w:szCs w:val="30"/>
-        </w:rPr>
-      </w:pPr>
-      <w:r>
-        <w:rPr>
-          <w:rFonts w:eastAsia="Calibri" w:cs="Calibri" w:ascii="Calibri" w:hAnsi="Calibri"/>
-          <w:b/>
-          <w:bCs/>
-          <w:color w:val="1F3864"/>
-          <w:sz w:val="30"/>
-          <w:szCs w:val="30"/>
-        </w:rPr>
-      </w:r>
-    </w:p>
-    <w:p>
-      <w:pPr>
-        <w:pStyle w:val="Heading1"/>
-        <w:spacing w:before="0" w:after="200"/>
-        <w:rPr>
-          <w:rFonts w:ascii="Calibri" w:hAnsi="Calibri" w:eastAsia="Calibri" w:cs="Calibri"/>
-          <w:b/>
-          <w:bCs/>
-          <w:color w:val="1F3864"/>
-          <w:sz w:val="30"/>
-          <w:szCs w:val="30"/>
-        </w:rPr>
-      </w:pPr>
-      <w:r>
-        <w:rPr>
-          <w:rFonts w:eastAsia="Calibri" w:cs="Calibri" w:ascii="Calibri" w:hAnsi="Calibri"/>
-          <w:b/>
-          <w:bCs/>
-          <w:color w:val="1F3864"/>
-          <w:sz w:val="30"/>
-          <w:szCs w:val="30"/>
-        </w:rPr>
-        <w:t>16. Conclusion</w:t>
-      </w:r>
-    </w:p>
-    <w:p>
-      <w:pPr>
-        <w:pStyle w:val="Normal"/>
-        <w:spacing w:lineRule="auto" w:line="300" w:before="0" w:after="160"/>
-        <w:jc w:val="both"/>
-        <w:rPr/>
-      </w:pPr>
-      <w:r>
-        <w:rPr>
-          <w:rFonts w:eastAsia="Calibri" w:cs="Calibri"/>
-          <w:b w:val="false"/>
-          <w:bCs w:val="false"/>
-          <w:i w:val="false"/>
-          <w:iCs w:val="false"/>
-          <w:sz w:val="22"/>
-          <w:szCs w:val="22"/>
-        </w:rPr>
-        <w:t>A fully functional 24-hour digital clock was designed, built, and validated using only discrete ICs: one 555 timer, six CD4026 decade counters, and three small gate packages. The project met every stated constraint — 24-hour format, on-board timebase, direct display driving, and correct rollover at 60 seconds, 60 minutes, and 24 hours.</w:t>
-      </w:r>
-    </w:p>
-    <w:p>
-      <w:pPr>
-        <w:pStyle w:val="Normal"/>
-        <w:spacing w:lineRule="auto" w:line="300" w:before="0" w:after="160"/>
-        <w:jc w:val="both"/>
-        <w:rPr/>
-      </w:pPr>
-      <w:r>
-        <w:rPr>
-          <w:rFonts w:eastAsia="Calibri" w:cs="Calibri"/>
-          <w:b w:val="false"/>
-          <w:bCs w:val="false"/>
-          <w:i w:val="false"/>
-          <w:iCs w:val="false"/>
-          <w:sz w:val="22"/>
-          <w:szCs w:val="22"/>
-        </w:rPr>
-        <w:t>The distinctive contribution of the design is its segment-pattern rollover decoding, made necessary by the CD4026's lack of BCD outputs. Deriving minimal, provably unique decodes — (NOT b)·e for the digit 6, and g with (NOT a)·f·g for the value 24 — required working directly from the seven-segment truth table, and rejecting plausible-looking but incorrect alternatives.</w:t>
-      </w:r>
-    </w:p>
-    <w:p>
-      <w:pPr>
-        <w:pStyle w:val="Normal"/>
-        <w:spacing w:lineRule="auto" w:line="300" w:before="0" w:after="160"/>
-        <w:jc w:val="both"/>
-        <w:rPr/>
-      </w:pPr>
-      <w:r>
-        <w:rPr>
-          <w:rFonts w:eastAsia="Calibri" w:cs="Calibri"/>
-          <w:b w:val="false"/>
-          <w:bCs w:val="false"/>
-          <w:i w:val="false"/>
-          <w:iCs w:val="false"/>
-          <w:sz w:val="22"/>
-          <w:szCs w:val="22"/>
-        </w:rPr>
-        <w:t>Equally valuable were the faults: a mis-wired oscillator, a wrong decode, LED-clamped logic lines, unpowered gate packages, and floating inputs. Each produced a concrete lesson in debugging methodology. The result is a project that is inexpensive, reproducible, and genuinely educational for second-year ECE students.</w:t>
-      </w:r>
-    </w:p>
-    <w:p>
-      <w:pPr>
-        <w:pStyle w:val="Heading1"/>
-        <w:spacing w:before="320" w:after="200"/>
-        <w:rPr/>
-      </w:pPr>
-      <w:r>
-        <w:rPr>
-          <w:rFonts w:eastAsia="Calibri" w:cs="Calibri" w:ascii="Calibri" w:hAnsi="Calibri"/>
-          <w:b/>
-          <w:bCs/>
-          <w:color w:val="1F3864"/>
-          <w:sz w:val="30"/>
-          <w:szCs w:val="30"/>
-        </w:rPr>
-        <w:t>17. References</w:t>
-      </w:r>
-    </w:p>
-    <w:p>
-      <w:pPr>
-        <w:pStyle w:val="ListParagraph"/>
-        <w:numPr>
-          <w:ilvl w:val="0"/>
-          <w:numId w:val="9"/>
-        </w:numPr>
-        <w:spacing w:lineRule="auto" w:line="290" w:before="0" w:after="100"/>
-        <w:rPr/>
-      </w:pPr>
-      <w:r>
-        <w:rPr>
-          <w:rFonts w:eastAsia="Calibri" w:cs="Calibri"/>
-          <w:sz w:val="22"/>
-          <w:szCs w:val="22"/>
-        </w:rPr>
-        <w:t>Texas Instruments, 'LM555 Timer' datasheet, SNAS548D.</w:t>
-      </w:r>
-    </w:p>
-    <w:p>
-      <w:pPr>
-        <w:pStyle w:val="ListParagraph"/>
-        <w:numPr>
-          <w:ilvl w:val="0"/>
-          <w:numId w:val="4"/>
-        </w:numPr>
-        <w:spacing w:lineRule="auto" w:line="290" w:before="0" w:after="100"/>
-        <w:rPr/>
-      </w:pPr>
-      <w:r>
-        <w:rPr>
-          <w:rFonts w:eastAsia="Calibri" w:cs="Calibri"/>
-          <w:sz w:val="22"/>
-          <w:szCs w:val="22"/>
-        </w:rPr>
-        <w:t>Texas Instruments, 'CD4026B CMOS Decade Counter/Divider with Decoded 7-Segment Display Outputs' datasheet, SCHS054C.</w:t>
-      </w:r>
-    </w:p>
-    <w:p>
-      <w:pPr>
-        <w:pStyle w:val="ListParagraph"/>
-        <w:numPr>
-          <w:ilvl w:val="0"/>
-          <w:numId w:val="4"/>
-        </w:numPr>
-        <w:spacing w:lineRule="auto" w:line="290" w:before="0" w:after="100"/>
-        <w:rPr/>
-      </w:pPr>
-      <w:r>
-        <w:rPr>
-          <w:rFonts w:eastAsia="Calibri" w:cs="Calibri"/>
-          <w:sz w:val="22"/>
-          <w:szCs w:val="22"/>
-        </w:rPr>
-        <w:t>Texas Instruments, 'CD4073B Triple 3-Input AND Gate' datasheet.</w:t>
-      </w:r>
-    </w:p>
-    <w:p>
-      <w:pPr>
-        <w:pStyle w:val="ListParagraph"/>
-        <w:numPr>
-          <w:ilvl w:val="0"/>
-          <w:numId w:val="4"/>
-        </w:numPr>
-        <w:spacing w:lineRule="auto" w:line="290" w:before="0" w:after="100"/>
-        <w:rPr/>
-      </w:pPr>
-      <w:r>
-        <w:rPr>
-          <w:rFonts w:eastAsia="Calibri" w:cs="Calibri"/>
-          <w:sz w:val="22"/>
-          <w:szCs w:val="22"/>
-        </w:rPr>
-        <w:t>R. P. Jain, Modern Digital Electronics, 4th ed., McGraw-Hill Education.</w:t>
-      </w:r>
-    </w:p>
-    <w:p>
-      <w:pPr>
-        <w:pStyle w:val="ListParagraph"/>
-        <w:numPr>
-          <w:ilvl w:val="0"/>
-          <w:numId w:val="4"/>
-        </w:numPr>
-        <w:spacing w:lineRule="auto" w:line="290" w:before="0" w:after="100"/>
-        <w:rPr/>
-      </w:pPr>
-      <w:r>
-        <w:rPr>
-          <w:rFonts w:eastAsia="Calibri" w:cs="Calibri"/>
-          <w:sz w:val="22"/>
-          <w:szCs w:val="22"/>
-        </w:rPr>
         <w:t>A. P. Malvino and D. P. Leach, Digital Principles and Applications, 8th ed., McGraw-Hill.</w:t>
-      </w:r>
-    </w:p>
-    <w:p>
-      <w:pPr>
-        <w:pStyle w:val="ListParagraph"/>
-        <w:numPr>
-          <w:ilvl w:val="0"/>
-          <w:numId w:val="4"/>
-        </w:numPr>
-        <w:spacing w:lineRule="auto" w:line="290" w:before="0" w:after="100"/>
-        <w:rPr/>
-      </w:pPr>
-      <w:r>
-        <w:rPr>
-          <w:rFonts w:eastAsia="Calibri" w:cs="Calibri"/>
-          <w:sz w:val="22"/>
-          <w:szCs w:val="22"/>
-        </w:rPr>
-        <w:t>P. Horowitz and W. Hill, The Art of Electronics, 3rd ed., Cambridge University Press — Ch. 7, Oscillators and Timers.</w:t>
       </w:r>
     </w:p>
     <w:sectPr>
@@ -7182,7 +6952,7 @@
         <w:sz w:val="22"/>
         <w:szCs w:val="22"/>
       </w:rPr>
-      <w:t>13</w:t>
+      <w:t>12</w:t>
     </w:r>
     <w:r>
       <w:rPr>
@@ -7246,7 +7016,7 @@
         <w:sz w:val="22"/>
         <w:szCs w:val="22"/>
       </w:rPr>
-      <w:t>13</w:t>
+      <w:t>12</w:t>
     </w:r>
     <w:r>
       <w:rPr>
@@ -7289,6 +7059,7 @@
         </w:tabs>
         <w:ind w:start="1080" w:hanging="360"/>
       </w:pPr>
+      <w:rPr/>
     </w:lvl>
     <w:lvl w:ilvl="2">
       <w:start w:val="1"/>
@@ -7301,6 +7072,7 @@
         </w:tabs>
         <w:ind w:start="1440" w:hanging="360"/>
       </w:pPr>
+      <w:rPr/>
     </w:lvl>
     <w:lvl w:ilvl="3">
       <w:start w:val="1"/>
@@ -7313,6 +7085,7 @@
         </w:tabs>
         <w:ind w:start="1800" w:hanging="360"/>
       </w:pPr>
+      <w:rPr/>
     </w:lvl>
     <w:lvl w:ilvl="4">
       <w:start w:val="1"/>
@@ -7325,6 +7098,7 @@
         </w:tabs>
         <w:ind w:start="2160" w:hanging="360"/>
       </w:pPr>
+      <w:rPr/>
     </w:lvl>
     <w:lvl w:ilvl="5">
       <w:start w:val="1"/>
@@ -7337,6 +7111,7 @@
         </w:tabs>
         <w:ind w:start="2520" w:hanging="360"/>
       </w:pPr>
+      <w:rPr/>
     </w:lvl>
     <w:lvl w:ilvl="6">
       <w:start w:val="1"/>
@@ -7349,6 +7124,7 @@
         </w:tabs>
         <w:ind w:start="2880" w:hanging="360"/>
       </w:pPr>
+      <w:rPr/>
     </w:lvl>
     <w:lvl w:ilvl="7">
       <w:start w:val="1"/>
@@ -7361,6 +7137,7 @@
         </w:tabs>
         <w:ind w:start="3240" w:hanging="360"/>
       </w:pPr>
+      <w:rPr/>
     </w:lvl>
     <w:lvl w:ilvl="8">
       <w:start w:val="1"/>
@@ -7373,6 +7150,7 @@
         </w:tabs>
         <w:ind w:start="3600" w:hanging="360"/>
       </w:pPr>
+      <w:rPr/>
     </w:lvl>
   </w:abstractNum>
   <w:abstractNum w:abstractNumId="2">
@@ -7400,6 +7178,7 @@
         </w:tabs>
         <w:ind w:start="1080" w:hanging="360"/>
       </w:pPr>
+      <w:rPr/>
     </w:lvl>
     <w:lvl w:ilvl="2">
       <w:start w:val="1"/>
@@ -7412,6 +7191,7 @@
         </w:tabs>
         <w:ind w:start="1440" w:hanging="360"/>
       </w:pPr>
+      <w:rPr/>
     </w:lvl>
     <w:lvl w:ilvl="3">
       <w:start w:val="1"/>
@@ -7424,6 +7204,7 @@
         </w:tabs>
         <w:ind w:start="1800" w:hanging="360"/>
       </w:pPr>
+      <w:rPr/>
     </w:lvl>
     <w:lvl w:ilvl="4">
       <w:start w:val="1"/>
@@ -7436,6 +7217,7 @@
         </w:tabs>
         <w:ind w:start="2160" w:hanging="360"/>
       </w:pPr>
+      <w:rPr/>
     </w:lvl>
     <w:lvl w:ilvl="5">
       <w:start w:val="1"/>
@@ -7448,6 +7230,7 @@
         </w:tabs>
         <w:ind w:start="2520" w:hanging="360"/>
       </w:pPr>
+      <w:rPr/>
     </w:lvl>
     <w:lvl w:ilvl="6">
       <w:start w:val="1"/>
@@ -7460,6 +7243,7 @@
         </w:tabs>
         <w:ind w:start="2880" w:hanging="360"/>
       </w:pPr>
+      <w:rPr/>
     </w:lvl>
     <w:lvl w:ilvl="7">
       <w:start w:val="1"/>
@@ -7472,6 +7256,7 @@
         </w:tabs>
         <w:ind w:start="3240" w:hanging="360"/>
       </w:pPr>
+      <w:rPr/>
     </w:lvl>
     <w:lvl w:ilvl="8">
       <w:start w:val="1"/>
@@ -7484,6 +7269,7 @@
         </w:tabs>
         <w:ind w:start="3600" w:hanging="360"/>
       </w:pPr>
+      <w:rPr/>
     </w:lvl>
   </w:abstractNum>
   <w:abstractNum w:abstractNumId="3">
@@ -7511,6 +7297,7 @@
         </w:tabs>
         <w:ind w:start="1080" w:hanging="360"/>
       </w:pPr>
+      <w:rPr/>
     </w:lvl>
     <w:lvl w:ilvl="2">
       <w:start w:val="1"/>
@@ -7523,6 +7310,7 @@
         </w:tabs>
         <w:ind w:start="1440" w:hanging="360"/>
       </w:pPr>
+      <w:rPr/>
     </w:lvl>
     <w:lvl w:ilvl="3">
       <w:start w:val="1"/>
@@ -7535,6 +7323,7 @@
         </w:tabs>
         <w:ind w:start="1800" w:hanging="360"/>
       </w:pPr>
+      <w:rPr/>
     </w:lvl>
     <w:lvl w:ilvl="4">
       <w:start w:val="1"/>
@@ -7547,6 +7336,7 @@
         </w:tabs>
         <w:ind w:start="2160" w:hanging="360"/>
       </w:pPr>
+      <w:rPr/>
     </w:lvl>
     <w:lvl w:ilvl="5">
       <w:start w:val="1"/>
@@ -7559,6 +7349,7 @@
         </w:tabs>
         <w:ind w:start="2520" w:hanging="360"/>
       </w:pPr>
+      <w:rPr/>
     </w:lvl>
     <w:lvl w:ilvl="6">
       <w:start w:val="1"/>
@@ -7571,6 +7362,7 @@
         </w:tabs>
         <w:ind w:start="2880" w:hanging="360"/>
       </w:pPr>
+      <w:rPr/>
     </w:lvl>
     <w:lvl w:ilvl="7">
       <w:start w:val="1"/>
@@ -7583,6 +7375,7 @@
         </w:tabs>
         <w:ind w:start="3240" w:hanging="360"/>
       </w:pPr>
+      <w:rPr/>
     </w:lvl>
     <w:lvl w:ilvl="8">
       <w:start w:val="1"/>
@@ -7595,6 +7388,7 @@
         </w:tabs>
         <w:ind w:start="3600" w:hanging="360"/>
       </w:pPr>
+      <w:rPr/>
     </w:lvl>
   </w:abstractNum>
   <w:abstractNum w:abstractNumId="4">
@@ -7622,6 +7416,7 @@
         </w:tabs>
         <w:ind w:start="1080" w:hanging="360"/>
       </w:pPr>
+      <w:rPr/>
     </w:lvl>
     <w:lvl w:ilvl="2">
       <w:start w:val="1"/>
@@ -7634,6 +7429,7 @@
         </w:tabs>
         <w:ind w:start="1440" w:hanging="360"/>
       </w:pPr>
+      <w:rPr/>
     </w:lvl>
     <w:lvl w:ilvl="3">
       <w:start w:val="1"/>
@@ -7646,6 +7442,7 @@
         </w:tabs>
         <w:ind w:start="1800" w:hanging="360"/>
       </w:pPr>
+      <w:rPr/>
     </w:lvl>
     <w:lvl w:ilvl="4">
       <w:start w:val="1"/>
@@ -7658,6 +7455,7 @@
         </w:tabs>
         <w:ind w:start="2160" w:hanging="360"/>
       </w:pPr>
+      <w:rPr/>
     </w:lvl>
     <w:lvl w:ilvl="5">
       <w:start w:val="1"/>
@@ -7670,6 +7468,7 @@
         </w:tabs>
         <w:ind w:start="2520" w:hanging="360"/>
       </w:pPr>
+      <w:rPr/>
     </w:lvl>
     <w:lvl w:ilvl="6">
       <w:start w:val="1"/>
@@ -7682,6 +7481,7 @@
         </w:tabs>
         <w:ind w:start="2880" w:hanging="360"/>
       </w:pPr>
+      <w:rPr/>
     </w:lvl>
     <w:lvl w:ilvl="7">
       <w:start w:val="1"/>
@@ -7694,6 +7494,7 @@
         </w:tabs>
         <w:ind w:start="3240" w:hanging="360"/>
       </w:pPr>
+      <w:rPr/>
     </w:lvl>
     <w:lvl w:ilvl="8">
       <w:start w:val="1"/>
@@ -7706,9 +7507,488 @@
         </w:tabs>
         <w:ind w:start="3600" w:hanging="360"/>
       </w:pPr>
+      <w:rPr/>
     </w:lvl>
   </w:abstractNum>
   <w:abstractNum w:abstractNumId="5">
+    <w:lvl w:ilvl="0">
+      <w:start w:val="1"/>
+      <w:numFmt w:val="bullet"/>
+      <w:lvlText w:val=""/>
+      <w:lvlJc w:val="start"/>
+      <w:pPr>
+        <w:tabs>
+          <w:tab w:val="num" w:pos="0"/>
+        </w:tabs>
+        <w:ind w:start="620" w:hanging="300"/>
+      </w:pPr>
+      <w:rPr>
+        <w:rFonts w:ascii="Symbol" w:hAnsi="Symbol" w:cs="Symbol" w:hint="default"/>
+      </w:rPr>
+    </w:lvl>
+    <w:lvl w:ilvl="1">
+      <w:start w:val="1"/>
+      <w:numFmt w:val="decimal"/>
+      <w:lvlText w:val="%2."/>
+      <w:lvlJc w:val="start"/>
+      <w:pPr>
+        <w:tabs>
+          <w:tab w:val="num" w:pos="1080"/>
+        </w:tabs>
+        <w:ind w:start="1080" w:hanging="360"/>
+      </w:pPr>
+      <w:rPr/>
+    </w:lvl>
+    <w:lvl w:ilvl="2">
+      <w:start w:val="1"/>
+      <w:numFmt w:val="decimal"/>
+      <w:lvlText w:val="%3."/>
+      <w:lvlJc w:val="start"/>
+      <w:pPr>
+        <w:tabs>
+          <w:tab w:val="num" w:pos="1440"/>
+        </w:tabs>
+        <w:ind w:start="1440" w:hanging="360"/>
+      </w:pPr>
+      <w:rPr/>
+    </w:lvl>
+    <w:lvl w:ilvl="3">
+      <w:start w:val="1"/>
+      <w:numFmt w:val="decimal"/>
+      <w:lvlText w:val="%4."/>
+      <w:lvlJc w:val="start"/>
+      <w:pPr>
+        <w:tabs>
+          <w:tab w:val="num" w:pos="1800"/>
+        </w:tabs>
+        <w:ind w:start="1800" w:hanging="360"/>
+      </w:pPr>
+      <w:rPr/>
+    </w:lvl>
+    <w:lvl w:ilvl="4">
+      <w:start w:val="1"/>
+      <w:numFmt w:val="decimal"/>
+      <w:lvlText w:val="%5."/>
+      <w:lvlJc w:val="start"/>
+      <w:pPr>
+        <w:tabs>
+          <w:tab w:val="num" w:pos="2160"/>
+        </w:tabs>
+        <w:ind w:start="2160" w:hanging="360"/>
+      </w:pPr>
+      <w:rPr/>
+    </w:lvl>
+    <w:lvl w:ilvl="5">
+      <w:start w:val="1"/>
+      <w:numFmt w:val="decimal"/>
+      <w:lvlText w:val="%6."/>
+      <w:lvlJc w:val="start"/>
+      <w:pPr>
+        <w:tabs>
+          <w:tab w:val="num" w:pos="2520"/>
+        </w:tabs>
+        <w:ind w:start="2520" w:hanging="360"/>
+      </w:pPr>
+      <w:rPr/>
+    </w:lvl>
+    <w:lvl w:ilvl="6">
+      <w:start w:val="1"/>
+      <w:numFmt w:val="decimal"/>
+      <w:lvlText w:val="%7."/>
+      <w:lvlJc w:val="start"/>
+      <w:pPr>
+        <w:tabs>
+          <w:tab w:val="num" w:pos="2880"/>
+        </w:tabs>
+        <w:ind w:start="2880" w:hanging="360"/>
+      </w:pPr>
+      <w:rPr/>
+    </w:lvl>
+    <w:lvl w:ilvl="7">
+      <w:start w:val="1"/>
+      <w:numFmt w:val="decimal"/>
+      <w:lvlText w:val="%8."/>
+      <w:lvlJc w:val="start"/>
+      <w:pPr>
+        <w:tabs>
+          <w:tab w:val="num" w:pos="3240"/>
+        </w:tabs>
+        <w:ind w:start="3240" w:hanging="360"/>
+      </w:pPr>
+      <w:rPr/>
+    </w:lvl>
+    <w:lvl w:ilvl="8">
+      <w:start w:val="1"/>
+      <w:numFmt w:val="decimal"/>
+      <w:lvlText w:val="%9."/>
+      <w:lvlJc w:val="start"/>
+      <w:pPr>
+        <w:tabs>
+          <w:tab w:val="num" w:pos="3600"/>
+        </w:tabs>
+        <w:ind w:start="3600" w:hanging="360"/>
+      </w:pPr>
+      <w:rPr/>
+    </w:lvl>
+  </w:abstractNum>
+  <w:abstractNum w:abstractNumId="6">
+    <w:lvl w:ilvl="0">
+      <w:start w:val="1"/>
+      <w:numFmt w:val="decimal"/>
+      <w:lvlText w:val="%1."/>
+      <w:lvlJc w:val="start"/>
+      <w:pPr>
+        <w:tabs>
+          <w:tab w:val="num" w:pos="0"/>
+        </w:tabs>
+        <w:ind w:start="620" w:hanging="340"/>
+      </w:pPr>
+      <w:rPr/>
+    </w:lvl>
+    <w:lvl w:ilvl="1">
+      <w:start w:val="1"/>
+      <w:numFmt w:val="decimal"/>
+      <w:lvlText w:val="%2."/>
+      <w:lvlJc w:val="start"/>
+      <w:pPr>
+        <w:tabs>
+          <w:tab w:val="num" w:pos="1080"/>
+        </w:tabs>
+        <w:ind w:start="1080" w:hanging="360"/>
+      </w:pPr>
+      <w:rPr/>
+    </w:lvl>
+    <w:lvl w:ilvl="2">
+      <w:start w:val="1"/>
+      <w:numFmt w:val="decimal"/>
+      <w:lvlText w:val="%3."/>
+      <w:lvlJc w:val="start"/>
+      <w:pPr>
+        <w:tabs>
+          <w:tab w:val="num" w:pos="1440"/>
+        </w:tabs>
+        <w:ind w:start="1440" w:hanging="360"/>
+      </w:pPr>
+      <w:rPr/>
+    </w:lvl>
+    <w:lvl w:ilvl="3">
+      <w:start w:val="1"/>
+      <w:numFmt w:val="decimal"/>
+      <w:lvlText w:val="%4."/>
+      <w:lvlJc w:val="start"/>
+      <w:pPr>
+        <w:tabs>
+          <w:tab w:val="num" w:pos="1800"/>
+        </w:tabs>
+        <w:ind w:start="1800" w:hanging="360"/>
+      </w:pPr>
+      <w:rPr/>
+    </w:lvl>
+    <w:lvl w:ilvl="4">
+      <w:start w:val="1"/>
+      <w:numFmt w:val="decimal"/>
+      <w:lvlText w:val="%5."/>
+      <w:lvlJc w:val="start"/>
+      <w:pPr>
+        <w:tabs>
+          <w:tab w:val="num" w:pos="2160"/>
+        </w:tabs>
+        <w:ind w:start="2160" w:hanging="360"/>
+      </w:pPr>
+      <w:rPr/>
+    </w:lvl>
+    <w:lvl w:ilvl="5">
+      <w:start w:val="1"/>
+      <w:numFmt w:val="decimal"/>
+      <w:lvlText w:val="%6."/>
+      <w:lvlJc w:val="start"/>
+      <w:pPr>
+        <w:tabs>
+          <w:tab w:val="num" w:pos="2520"/>
+        </w:tabs>
+        <w:ind w:start="2520" w:hanging="360"/>
+      </w:pPr>
+      <w:rPr/>
+    </w:lvl>
+    <w:lvl w:ilvl="6">
+      <w:start w:val="1"/>
+      <w:numFmt w:val="decimal"/>
+      <w:lvlText w:val="%7."/>
+      <w:lvlJc w:val="start"/>
+      <w:pPr>
+        <w:tabs>
+          <w:tab w:val="num" w:pos="2880"/>
+        </w:tabs>
+        <w:ind w:start="2880" w:hanging="360"/>
+      </w:pPr>
+      <w:rPr/>
+    </w:lvl>
+    <w:lvl w:ilvl="7">
+      <w:start w:val="1"/>
+      <w:numFmt w:val="decimal"/>
+      <w:lvlText w:val="%8."/>
+      <w:lvlJc w:val="start"/>
+      <w:pPr>
+        <w:tabs>
+          <w:tab w:val="num" w:pos="3240"/>
+        </w:tabs>
+        <w:ind w:start="3240" w:hanging="360"/>
+      </w:pPr>
+      <w:rPr/>
+    </w:lvl>
+    <w:lvl w:ilvl="8">
+      <w:start w:val="1"/>
+      <w:numFmt w:val="decimal"/>
+      <w:lvlText w:val="%9."/>
+      <w:lvlJc w:val="start"/>
+      <w:pPr>
+        <w:tabs>
+          <w:tab w:val="num" w:pos="3600"/>
+        </w:tabs>
+        <w:ind w:start="3600" w:hanging="360"/>
+      </w:pPr>
+      <w:rPr/>
+    </w:lvl>
+  </w:abstractNum>
+  <w:abstractNum w:abstractNumId="7">
+    <w:lvl w:ilvl="0">
+      <w:start w:val="1"/>
+      <w:numFmt w:val="decimal"/>
+      <w:lvlText w:val="%1."/>
+      <w:lvlJc w:val="start"/>
+      <w:pPr>
+        <w:tabs>
+          <w:tab w:val="num" w:pos="0"/>
+        </w:tabs>
+        <w:ind w:start="620" w:hanging="340"/>
+      </w:pPr>
+      <w:rPr/>
+    </w:lvl>
+    <w:lvl w:ilvl="1">
+      <w:start w:val="1"/>
+      <w:numFmt w:val="decimal"/>
+      <w:lvlText w:val="%2."/>
+      <w:lvlJc w:val="start"/>
+      <w:pPr>
+        <w:tabs>
+          <w:tab w:val="num" w:pos="1080"/>
+        </w:tabs>
+        <w:ind w:start="1080" w:hanging="360"/>
+      </w:pPr>
+      <w:rPr/>
+    </w:lvl>
+    <w:lvl w:ilvl="2">
+      <w:start w:val="1"/>
+      <w:numFmt w:val="decimal"/>
+      <w:lvlText w:val="%3."/>
+      <w:lvlJc w:val="start"/>
+      <w:pPr>
+        <w:tabs>
+          <w:tab w:val="num" w:pos="1440"/>
+        </w:tabs>
+        <w:ind w:start="1440" w:hanging="360"/>
+      </w:pPr>
+      <w:rPr/>
+    </w:lvl>
+    <w:lvl w:ilvl="3">
+      <w:start w:val="1"/>
+      <w:numFmt w:val="decimal"/>
+      <w:lvlText w:val="%4."/>
+      <w:lvlJc w:val="start"/>
+      <w:pPr>
+        <w:tabs>
+          <w:tab w:val="num" w:pos="1800"/>
+        </w:tabs>
+        <w:ind w:start="1800" w:hanging="360"/>
+      </w:pPr>
+      <w:rPr/>
+    </w:lvl>
+    <w:lvl w:ilvl="4">
+      <w:start w:val="1"/>
+      <w:numFmt w:val="decimal"/>
+      <w:lvlText w:val="%5."/>
+      <w:lvlJc w:val="start"/>
+      <w:pPr>
+        <w:tabs>
+          <w:tab w:val="num" w:pos="2160"/>
+        </w:tabs>
+        <w:ind w:start="2160" w:hanging="360"/>
+      </w:pPr>
+      <w:rPr/>
+    </w:lvl>
+    <w:lvl w:ilvl="5">
+      <w:start w:val="1"/>
+      <w:numFmt w:val="decimal"/>
+      <w:lvlText w:val="%6."/>
+      <w:lvlJc w:val="start"/>
+      <w:pPr>
+        <w:tabs>
+          <w:tab w:val="num" w:pos="2520"/>
+        </w:tabs>
+        <w:ind w:start="2520" w:hanging="360"/>
+      </w:pPr>
+      <w:rPr/>
+    </w:lvl>
+    <w:lvl w:ilvl="6">
+      <w:start w:val="1"/>
+      <w:numFmt w:val="decimal"/>
+      <w:lvlText w:val="%7."/>
+      <w:lvlJc w:val="start"/>
+      <w:pPr>
+        <w:tabs>
+          <w:tab w:val="num" w:pos="2880"/>
+        </w:tabs>
+        <w:ind w:start="2880" w:hanging="360"/>
+      </w:pPr>
+      <w:rPr/>
+    </w:lvl>
+    <w:lvl w:ilvl="7">
+      <w:start w:val="1"/>
+      <w:numFmt w:val="decimal"/>
+      <w:lvlText w:val="%8."/>
+      <w:lvlJc w:val="start"/>
+      <w:pPr>
+        <w:tabs>
+          <w:tab w:val="num" w:pos="3240"/>
+        </w:tabs>
+        <w:ind w:start="3240" w:hanging="360"/>
+      </w:pPr>
+      <w:rPr/>
+    </w:lvl>
+    <w:lvl w:ilvl="8">
+      <w:start w:val="1"/>
+      <w:numFmt w:val="decimal"/>
+      <w:lvlText w:val="%9."/>
+      <w:lvlJc w:val="start"/>
+      <w:pPr>
+        <w:tabs>
+          <w:tab w:val="num" w:pos="3600"/>
+        </w:tabs>
+        <w:ind w:start="3600" w:hanging="360"/>
+      </w:pPr>
+      <w:rPr/>
+    </w:lvl>
+  </w:abstractNum>
+  <w:abstractNum w:abstractNumId="8">
+    <w:lvl w:ilvl="0">
+      <w:start w:val="1"/>
+      <w:numFmt w:val="decimal"/>
+      <w:lvlText w:val="%1."/>
+      <w:lvlJc w:val="start"/>
+      <w:pPr>
+        <w:tabs>
+          <w:tab w:val="num" w:pos="0"/>
+        </w:tabs>
+        <w:ind w:start="620" w:hanging="340"/>
+      </w:pPr>
+      <w:rPr/>
+    </w:lvl>
+    <w:lvl w:ilvl="1">
+      <w:start w:val="1"/>
+      <w:numFmt w:val="decimal"/>
+      <w:lvlText w:val="%2."/>
+      <w:lvlJc w:val="start"/>
+      <w:pPr>
+        <w:tabs>
+          <w:tab w:val="num" w:pos="1080"/>
+        </w:tabs>
+        <w:ind w:start="1080" w:hanging="360"/>
+      </w:pPr>
+      <w:rPr/>
+    </w:lvl>
+    <w:lvl w:ilvl="2">
+      <w:start w:val="1"/>
+      <w:numFmt w:val="decimal"/>
+      <w:lvlText w:val="%3."/>
+      <w:lvlJc w:val="start"/>
+      <w:pPr>
+        <w:tabs>
+          <w:tab w:val="num" w:pos="1440"/>
+        </w:tabs>
+        <w:ind w:start="1440" w:hanging="360"/>
+      </w:pPr>
+      <w:rPr/>
+    </w:lvl>
+    <w:lvl w:ilvl="3">
+      <w:start w:val="1"/>
+      <w:numFmt w:val="decimal"/>
+      <w:lvlText w:val="%4."/>
+      <w:lvlJc w:val="start"/>
+      <w:pPr>
+        <w:tabs>
+          <w:tab w:val="num" w:pos="1800"/>
+        </w:tabs>
+        <w:ind w:start="1800" w:hanging="360"/>
+      </w:pPr>
+      <w:rPr/>
+    </w:lvl>
+    <w:lvl w:ilvl="4">
+      <w:start w:val="1"/>
+      <w:numFmt w:val="decimal"/>
+      <w:lvlText w:val="%5."/>
+      <w:lvlJc w:val="start"/>
+      <w:pPr>
+        <w:tabs>
+          <w:tab w:val="num" w:pos="2160"/>
+        </w:tabs>
+        <w:ind w:start="2160" w:hanging="360"/>
+      </w:pPr>
+      <w:rPr/>
+    </w:lvl>
+    <w:lvl w:ilvl="5">
+      <w:start w:val="1"/>
+      <w:numFmt w:val="decimal"/>
+      <w:lvlText w:val="%6."/>
+      <w:lvlJc w:val="start"/>
+      <w:pPr>
+        <w:tabs>
+          <w:tab w:val="num" w:pos="2520"/>
+        </w:tabs>
+        <w:ind w:start="2520" w:hanging="360"/>
+      </w:pPr>
+      <w:rPr/>
+    </w:lvl>
+    <w:lvl w:ilvl="6">
+      <w:start w:val="1"/>
+      <w:numFmt w:val="decimal"/>
+      <w:lvlText w:val="%7."/>
+      <w:lvlJc w:val="start"/>
+      <w:pPr>
+        <w:tabs>
+          <w:tab w:val="num" w:pos="2880"/>
+        </w:tabs>
+        <w:ind w:start="2880" w:hanging="360"/>
+      </w:pPr>
+      <w:rPr/>
+    </w:lvl>
+    <w:lvl w:ilvl="7">
+      <w:start w:val="1"/>
+      <w:numFmt w:val="decimal"/>
+      <w:lvlText w:val="%8."/>
+      <w:lvlJc w:val="start"/>
+      <w:pPr>
+        <w:tabs>
+          <w:tab w:val="num" w:pos="3240"/>
+        </w:tabs>
+        <w:ind w:start="3240" w:hanging="360"/>
+      </w:pPr>
+      <w:rPr/>
+    </w:lvl>
+    <w:lvl w:ilvl="8">
+      <w:start w:val="1"/>
+      <w:numFmt w:val="decimal"/>
+      <w:lvlText w:val="%9."/>
+      <w:lvlJc w:val="start"/>
+      <w:pPr>
+        <w:tabs>
+          <w:tab w:val="num" w:pos="3600"/>
+        </w:tabs>
+        <w:ind w:start="3600" w:hanging="360"/>
+      </w:pPr>
+      <w:rPr/>
+    </w:lvl>
+  </w:abstractNum>
+  <w:abstractNum w:abstractNumId="9">
     <w:lvl w:ilvl="0">
       <w:start w:val="1"/>
       <w:numFmt w:val="none"/>
@@ -7843,25 +8123,37 @@
     <w:abstractNumId w:val="5"/>
   </w:num>
   <w:num w:numId="6">
-    <w:abstractNumId w:val="1"/>
+    <w:abstractNumId w:val="6"/>
+  </w:num>
+  <w:num w:numId="7">
+    <w:abstractNumId w:val="7"/>
+  </w:num>
+  <w:num w:numId="8">
+    <w:abstractNumId w:val="8"/>
+  </w:num>
+  <w:num w:numId="9">
+    <w:abstractNumId w:val="9"/>
+  </w:num>
+  <w:num w:numId="10">
+    <w:abstractNumId w:val="5"/>
     <w:lvlOverride w:ilvl="0">
       <w:startOverride w:val="1"/>
     </w:lvlOverride>
   </w:num>
-  <w:num w:numId="7">
-    <w:abstractNumId w:val="2"/>
+  <w:num w:numId="11">
+    <w:abstractNumId w:val="6"/>
     <w:lvlOverride w:ilvl="0">
       <w:startOverride w:val="1"/>
     </w:lvlOverride>
   </w:num>
-  <w:num w:numId="8">
-    <w:abstractNumId w:val="3"/>
+  <w:num w:numId="12">
+    <w:abstractNumId w:val="7"/>
     <w:lvlOverride w:ilvl="0">
       <w:startOverride w:val="1"/>
     </w:lvlOverride>
   </w:num>
-  <w:num w:numId="9">
-    <w:abstractNumId w:val="4"/>
+  <w:num w:numId="13">
+    <w:abstractNumId w:val="8"/>
     <w:lvlOverride w:ilvl="0">
       <w:startOverride w:val="1"/>
     </w:lvlOverride>
@@ -7891,6 +8183,7 @@
     <w:qFormat/>
     <w:pPr>
       <w:widowControl/>
+      <w:suppressAutoHyphens w:val="true"/>
       <w:bidi w:val="0"/>
       <w:spacing w:before="0" w:after="0"/>
       <w:jc w:val="start"/>
@@ -7985,6 +8278,13 @@
       <w:vertAlign w:val="superscript"/>
     </w:rPr>
   </w:style>
+  <w:style w:type="character" w:styleId="FootnoteCharactersuser">
+    <w:name w:val="Footnote Characters (user)"/>
+    <w:qFormat/>
+    <w:rPr>
+      <w:vertAlign w:val="superscript"/>
+    </w:rPr>
+  </w:style>
   <w:style w:type="character" w:styleId="FootnoteReference">
     <w:name w:val="footnote reference"/>
     <w:rPr>
@@ -8008,6 +8308,13 @@
     <w:uiPriority w:val="99"/>
     <w:semiHidden/>
     <w:unhideWhenUsed/>
+    <w:qFormat/>
+    <w:rPr>
+      <w:vertAlign w:val="superscript"/>
+    </w:rPr>
+  </w:style>
+  <w:style w:type="character" w:styleId="EndnoteCharactersuser">
+    <w:name w:val="Endnote Characters (user)"/>
     <w:qFormat/>
     <w:rPr>
       <w:vertAlign w:val="superscript"/>
@@ -8104,6 +8411,7 @@
     <w:qFormat/>
     <w:pPr>
       <w:widowControl/>
+      <w:suppressAutoHyphens w:val="true"/>
       <w:bidi w:val="0"/>
       <w:spacing w:before="0" w:after="0"/>
       <w:jc w:val="start"/>
@@ -8124,6 +8432,7 @@
     <w:qFormat/>
     <w:pPr>
       <w:widowControl/>
+      <w:suppressAutoHyphens w:val="true"/>
       <w:bidi w:val="0"/>
       <w:spacing w:before="0" w:after="0"/>
       <w:jc w:val="start"/>

--- a/Documentation/Digital_clock.docx
+++ b/Documentation/Digital_clock.docx
@@ -3122,8 +3122,8 @@
         </w:tblCellMar>
       </w:tblPr>
       <w:tblGrid>
-        <w:gridCol w:w="1697"/>
-        <w:gridCol w:w="2203"/>
+        <w:gridCol w:w="1696"/>
+        <w:gridCol w:w="2204"/>
         <w:gridCol w:w="5460"/>
       </w:tblGrid>
       <w:tr>
@@ -3132,7 +3132,7 @@
         </w:trPr>
         <w:tc>
           <w:tcPr>
-            <w:tcW w:w="1697" w:type="dxa"/>
+            <w:tcW w:w="1696" w:type="dxa"/>
             <w:tcBorders>
               <w:top w:val="single" w:sz="4" w:space="0" w:color="000000"/>
               <w:start w:val="single" w:sz="4" w:space="0" w:color="000000"/>
@@ -3163,7 +3163,7 @@
         </w:tc>
         <w:tc>
           <w:tcPr>
-            <w:tcW w:w="2203" w:type="dxa"/>
+            <w:tcW w:w="2204" w:type="dxa"/>
             <w:tcBorders>
               <w:top w:val="single" w:sz="4" w:space="0" w:color="000000"/>
               <w:start w:val="single" w:sz="4" w:space="0" w:color="000000"/>
@@ -3228,7 +3228,7 @@
         <w:trPr/>
         <w:tc>
           <w:tcPr>
-            <w:tcW w:w="1697" w:type="dxa"/>
+            <w:tcW w:w="1696" w:type="dxa"/>
             <w:tcBorders>
               <w:top w:val="single" w:sz="4" w:space="0" w:color="000000"/>
               <w:start w:val="single" w:sz="4" w:space="0" w:color="000000"/>
@@ -3260,7 +3260,7 @@
         </w:tc>
         <w:tc>
           <w:tcPr>
-            <w:tcW w:w="2203" w:type="dxa"/>
+            <w:tcW w:w="2204" w:type="dxa"/>
             <w:tcBorders>
               <w:top w:val="single" w:sz="4" w:space="0" w:color="000000"/>
               <w:start w:val="single" w:sz="4" w:space="0" w:color="000000"/>
@@ -3327,7 +3327,7 @@
         <w:trPr/>
         <w:tc>
           <w:tcPr>
-            <w:tcW w:w="1697" w:type="dxa"/>
+            <w:tcW w:w="1696" w:type="dxa"/>
             <w:tcBorders>
               <w:top w:val="single" w:sz="4" w:space="0" w:color="000000"/>
               <w:start w:val="single" w:sz="4" w:space="0" w:color="000000"/>
@@ -3359,7 +3359,7 @@
         </w:tc>
         <w:tc>
           <w:tcPr>
-            <w:tcW w:w="2203" w:type="dxa"/>
+            <w:tcW w:w="2204" w:type="dxa"/>
             <w:tcBorders>
               <w:top w:val="single" w:sz="4" w:space="0" w:color="000000"/>
               <w:start w:val="single" w:sz="4" w:space="0" w:color="000000"/>
@@ -3426,7 +3426,7 @@
         <w:trPr/>
         <w:tc>
           <w:tcPr>
-            <w:tcW w:w="1697" w:type="dxa"/>
+            <w:tcW w:w="1696" w:type="dxa"/>
             <w:tcBorders>
               <w:top w:val="single" w:sz="4" w:space="0" w:color="000000"/>
               <w:start w:val="single" w:sz="4" w:space="0" w:color="000000"/>
@@ -3458,7 +3458,7 @@
         </w:tc>
         <w:tc>
           <w:tcPr>
-            <w:tcW w:w="2203" w:type="dxa"/>
+            <w:tcW w:w="2204" w:type="dxa"/>
             <w:tcBorders>
               <w:top w:val="single" w:sz="4" w:space="0" w:color="000000"/>
               <w:start w:val="single" w:sz="4" w:space="0" w:color="000000"/>
@@ -3525,7 +3525,7 @@
         <w:trPr/>
         <w:tc>
           <w:tcPr>
-            <w:tcW w:w="1697" w:type="dxa"/>
+            <w:tcW w:w="1696" w:type="dxa"/>
             <w:tcBorders>
               <w:top w:val="single" w:sz="4" w:space="0" w:color="000000"/>
               <w:start w:val="single" w:sz="4" w:space="0" w:color="000000"/>
@@ -3557,7 +3557,7 @@
         </w:tc>
         <w:tc>
           <w:tcPr>
-            <w:tcW w:w="2203" w:type="dxa"/>
+            <w:tcW w:w="2204" w:type="dxa"/>
             <w:tcBorders>
               <w:top w:val="single" w:sz="4" w:space="0" w:color="000000"/>
               <w:start w:val="single" w:sz="4" w:space="0" w:color="000000"/>
@@ -3624,7 +3624,7 @@
         <w:trPr/>
         <w:tc>
           <w:tcPr>
-            <w:tcW w:w="1697" w:type="dxa"/>
+            <w:tcW w:w="1696" w:type="dxa"/>
             <w:tcBorders>
               <w:top w:val="single" w:sz="4" w:space="0" w:color="000000"/>
               <w:start w:val="single" w:sz="4" w:space="0" w:color="000000"/>
@@ -3656,7 +3656,7 @@
         </w:tc>
         <w:tc>
           <w:tcPr>
-            <w:tcW w:w="2203" w:type="dxa"/>
+            <w:tcW w:w="2204" w:type="dxa"/>
             <w:tcBorders>
               <w:top w:val="single" w:sz="4" w:space="0" w:color="000000"/>
               <w:start w:val="single" w:sz="4" w:space="0" w:color="000000"/>
@@ -3723,7 +3723,7 @@
         <w:trPr/>
         <w:tc>
           <w:tcPr>
-            <w:tcW w:w="1697" w:type="dxa"/>
+            <w:tcW w:w="1696" w:type="dxa"/>
             <w:tcBorders>
               <w:top w:val="single" w:sz="4" w:space="0" w:color="000000"/>
               <w:start w:val="single" w:sz="4" w:space="0" w:color="000000"/>
@@ -3755,7 +3755,7 @@
         </w:tc>
         <w:tc>
           <w:tcPr>
-            <w:tcW w:w="2203" w:type="dxa"/>
+            <w:tcW w:w="2204" w:type="dxa"/>
             <w:tcBorders>
               <w:top w:val="single" w:sz="4" w:space="0" w:color="000000"/>
               <w:start w:val="single" w:sz="4" w:space="0" w:color="000000"/>
@@ -3822,7 +3822,7 @@
         <w:trPr/>
         <w:tc>
           <w:tcPr>
-            <w:tcW w:w="1697" w:type="dxa"/>
+            <w:tcW w:w="1696" w:type="dxa"/>
             <w:tcBorders>
               <w:top w:val="single" w:sz="4" w:space="0" w:color="000000"/>
               <w:start w:val="single" w:sz="4" w:space="0" w:color="000000"/>
@@ -3854,7 +3854,7 @@
         </w:tc>
         <w:tc>
           <w:tcPr>
-            <w:tcW w:w="2203" w:type="dxa"/>
+            <w:tcW w:w="2204" w:type="dxa"/>
             <w:tcBorders>
               <w:top w:val="single" w:sz="4" w:space="0" w:color="000000"/>
               <w:start w:val="single" w:sz="4" w:space="0" w:color="000000"/>
@@ -3921,7 +3921,7 @@
         <w:trPr/>
         <w:tc>
           <w:tcPr>
-            <w:tcW w:w="1697" w:type="dxa"/>
+            <w:tcW w:w="1696" w:type="dxa"/>
             <w:tcBorders>
               <w:top w:val="single" w:sz="4" w:space="0" w:color="000000"/>
               <w:start w:val="single" w:sz="4" w:space="0" w:color="000000"/>
@@ -3953,7 +3953,7 @@
         </w:tc>
         <w:tc>
           <w:tcPr>
-            <w:tcW w:w="2203" w:type="dxa"/>
+            <w:tcW w:w="2204" w:type="dxa"/>
             <w:tcBorders>
               <w:top w:val="single" w:sz="4" w:space="0" w:color="000000"/>
               <w:start w:val="single" w:sz="4" w:space="0" w:color="000000"/>
@@ -4223,8 +4223,42 @@
           <w:sz w:val="26"/>
           <w:szCs w:val="26"/>
         </w:rPr>
-        <w:t xml:space="preserve">Seconds and minutes (detect '6' on the tens digit): comparing the segment patterns of 5 and 6 — </w:t>
-      </w:r>
+        <w:t>Seconds and minutes (detect '6' on the tens digit): comparing the segment patterns of 5 and 6 — the three segments e, g and f are ON for only 6 and 8 but we will not go beyond 6 here . Therefore:</w:t>
+      </w:r>
+    </w:p>
+    <w:p>
+      <w:pPr>
+        <w:pStyle w:val="Normal"/>
+        <w:spacing w:lineRule="auto" w:line="300" w:before="0" w:after="160"/>
+        <w:jc w:val="center"/>
+        <w:rPr>
+          <w:sz w:val="26"/>
+          <w:szCs w:val="26"/>
+        </w:rPr>
+      </w:pPr>
+      <w:r>
+        <w:rPr>
+          <w:rFonts w:eastAsia="Calibri" w:cs="Calibri"/>
+          <w:b/>
+          <w:bCs/>
+          <w:i w:val="false"/>
+          <w:iCs w:val="false"/>
+          <w:sz w:val="26"/>
+          <w:szCs w:val="26"/>
+        </w:rPr>
+        <w:t>RESET = e AND g AND f</w:t>
+      </w:r>
+    </w:p>
+    <w:p>
+      <w:pPr>
+        <w:pStyle w:val="Normal"/>
+        <w:spacing w:lineRule="auto" w:line="300" w:before="0" w:after="160"/>
+        <w:jc w:val="both"/>
+        <w:rPr>
+          <w:sz w:val="26"/>
+          <w:szCs w:val="26"/>
+        </w:rPr>
+      </w:pPr>
       <w:r>
         <w:rPr>
           <w:rFonts w:eastAsia="Calibri" w:cs="Calibri"/>
@@ -4235,149 +4269,7 @@
           <w:sz w:val="26"/>
           <w:szCs w:val="26"/>
         </w:rPr>
-        <w:t xml:space="preserve">the three segments e, g and f are ON for only 6 and 8 but we will not go beyond 6 here </w:t>
-      </w:r>
-      <w:r>
-        <w:rPr>
-          <w:rFonts w:eastAsia="Calibri" w:cs="Calibri"/>
-          <w:b w:val="false"/>
-          <w:bCs w:val="false"/>
-          <w:i w:val="false"/>
-          <w:iCs w:val="false"/>
-          <w:sz w:val="26"/>
-          <w:szCs w:val="26"/>
-        </w:rPr>
-        <w:t>. Therefore:</w:t>
-      </w:r>
-    </w:p>
-    <w:p>
-      <w:pPr>
-        <w:pStyle w:val="Normal"/>
-        <w:spacing w:lineRule="auto" w:line="300" w:before="0" w:after="160"/>
-        <w:jc w:val="center"/>
-        <w:rPr>
-          <w:sz w:val="26"/>
-          <w:szCs w:val="26"/>
-        </w:rPr>
-      </w:pPr>
-      <w:r>
-        <w:rPr>
-          <w:rFonts w:eastAsia="Calibri" w:cs="Calibri"/>
-          <w:b/>
-          <w:bCs/>
-          <w:i w:val="false"/>
-          <w:iCs w:val="false"/>
-          <w:sz w:val="26"/>
-          <w:szCs w:val="26"/>
-        </w:rPr>
-        <w:t xml:space="preserve">RESET = </w:t>
-      </w:r>
-      <w:r>
-        <w:rPr>
-          <w:rFonts w:eastAsia="Calibri" w:cs="Calibri"/>
-          <w:b/>
-          <w:bCs/>
-          <w:i w:val="false"/>
-          <w:iCs w:val="false"/>
-          <w:sz w:val="26"/>
-          <w:szCs w:val="26"/>
-        </w:rPr>
-        <w:t>e</w:t>
-      </w:r>
-      <w:r>
-        <w:rPr>
-          <w:rFonts w:eastAsia="Calibri" w:cs="Calibri"/>
-          <w:b/>
-          <w:bCs/>
-          <w:i w:val="false"/>
-          <w:iCs w:val="false"/>
-          <w:sz w:val="26"/>
-          <w:szCs w:val="26"/>
-        </w:rPr>
-        <w:t xml:space="preserve"> AND </w:t>
-      </w:r>
-      <w:r>
-        <w:rPr>
-          <w:rFonts w:eastAsia="Calibri" w:cs="Calibri"/>
-          <w:b/>
-          <w:bCs/>
-          <w:i w:val="false"/>
-          <w:iCs w:val="false"/>
-          <w:sz w:val="26"/>
-          <w:szCs w:val="26"/>
-        </w:rPr>
-        <w:t>g AND f</w:t>
-      </w:r>
-    </w:p>
-    <w:p>
-      <w:pPr>
-        <w:pStyle w:val="Normal"/>
-        <w:spacing w:lineRule="auto" w:line="300" w:before="0" w:after="160"/>
-        <w:jc w:val="both"/>
-        <w:rPr>
-          <w:sz w:val="26"/>
-          <w:szCs w:val="26"/>
-        </w:rPr>
-      </w:pPr>
-      <w:r>
-        <w:rPr>
-          <w:rFonts w:eastAsia="Calibri" w:cs="Calibri"/>
-          <w:b w:val="false"/>
-          <w:bCs w:val="false"/>
-          <w:i w:val="false"/>
-          <w:iCs w:val="false"/>
-          <w:sz w:val="26"/>
-          <w:szCs w:val="26"/>
-        </w:rPr>
-        <w:t>is true only when the tens digit shows 6. The instant SEC-10 reaches 6, this expression goes HIGH, resetting SEC-1 and SEC-10 to zero. The '6' exists for only a few hundred nanoseconds — invisible to the eye — so the display appears to count 00–59 and roll to 00. The same falling/rising transition serves as the clock for the minutes stage. An identical circuit (M</w:t>
-      </w:r>
-      <w:r>
-        <w:rPr>
-          <w:rFonts w:eastAsia="Calibri" w:cs="Calibri"/>
-          <w:b w:val="false"/>
-          <w:bCs w:val="false"/>
-          <w:i w:val="false"/>
-          <w:iCs w:val="false"/>
-          <w:sz w:val="26"/>
-          <w:szCs w:val="26"/>
-        </w:rPr>
-        <w:t>F</w:t>
-      </w:r>
-      <w:r>
-        <w:rPr>
-          <w:rFonts w:eastAsia="Calibri" w:cs="Calibri"/>
-          <w:b w:val="false"/>
-          <w:bCs w:val="false"/>
-          <w:i w:val="false"/>
-          <w:iCs w:val="false"/>
-          <w:sz w:val="26"/>
-          <w:szCs w:val="26"/>
-        </w:rPr>
-        <w:t xml:space="preserve">, ME, </w:t>
-      </w:r>
-      <w:r>
-        <w:rPr>
-          <w:rFonts w:eastAsia="Calibri" w:cs="Calibri"/>
-          <w:b w:val="false"/>
-          <w:bCs w:val="false"/>
-          <w:i w:val="false"/>
-          <w:iCs w:val="false"/>
-          <w:sz w:val="26"/>
-          <w:szCs w:val="26"/>
-        </w:rPr>
-        <w:t>MG</w:t>
-      </w:r>
-      <w:r>
-        <w:rPr>
-          <w:rFonts w:eastAsia="Calibri" w:cs="Calibri"/>
-          <w:b w:val="false"/>
-          <w:bCs w:val="false"/>
-          <w:i w:val="false"/>
-          <w:iCs w:val="false"/>
-          <w:sz w:val="26"/>
-          <w:szCs w:val="26"/>
-        </w:rPr>
-        <w:t>) handles the minutes group.</w:t>
+        <w:t>is true only when the tens digit shows 6. The instant SEC-10 reaches 6, this expression goes HIGH, resetting SEC-1 and SEC-10 to zero. The '6' exists for only a few hundred nanoseconds — invisible to the eye — so the display appears to count 00–59 and roll to 00. The same falling/rising transition serves as the clock for the minutes stage. An identical circuit (MF, ME, MG) handles the minutes group.</w:t>
       </w:r>
     </w:p>
     <w:p>
@@ -5116,6 +5008,52 @@
                 <w:sz w:val="24"/>
                 <w:szCs w:val="24"/>
               </w:rPr>
+              <w:drawing>
+                <wp:anchor distT="0" distB="0" distL="0" distR="0" simplePos="0" relativeHeight="5" behindDoc="0" locked="0" layoutInCell="0" allowOverlap="1">
+                  <wp:simplePos x="0" y="0"/>
+                  <wp:positionH relativeFrom="column">
+                    <wp:align>center</wp:align>
+                  </wp:positionH>
+                  <wp:positionV relativeFrom="paragraph">
+                    <wp:posOffset>635</wp:posOffset>
+                  </wp:positionV>
+                  <wp:extent cx="5806440" cy="3547745"/>
+                  <wp:effectExtent l="0" t="0" r="0" b="0"/>
+                  <wp:wrapSquare wrapText="largest"/>
+                  <wp:docPr id="4" name="Image4"/>
+                  <wp:cNvGraphicFramePr>
+                    <a:graphicFrameLocks xmlns:a="http://schemas.openxmlformats.org/drawingml/2006/main" noChangeAspect="1"/>
+                  </wp:cNvGraphicFramePr>
+                  <a:graphic xmlns:a="http://schemas.openxmlformats.org/drawingml/2006/main">
+                    <a:graphicData uri="http://schemas.openxmlformats.org/drawingml/2006/picture">
+                      <pic:pic xmlns:pic="http://schemas.openxmlformats.org/drawingml/2006/picture">
+                        <pic:nvPicPr>
+                          <pic:cNvPr id="4" name="Image4"/>
+                          <pic:cNvPicPr>
+                            <a:picLocks noChangeAspect="1" noChangeArrowheads="1"/>
+                          </pic:cNvPicPr>
+                        </pic:nvPicPr>
+                        <pic:blipFill>
+                          <a:blip r:embed="rId5"/>
+                          <a:stretch>
+                            <a:fillRect/>
+                          </a:stretch>
+                        </pic:blipFill>
+                        <pic:spPr bwMode="auto">
+                          <a:xfrm>
+                            <a:off x="0" y="0"/>
+                            <a:ext cx="5806440" cy="3547745"/>
+                          </a:xfrm>
+                          <a:prstGeom prst="rect">
+                            <a:avLst/>
+                          </a:prstGeom>
+                          <a:noFill/>
+                        </pic:spPr>
+                      </pic:pic>
+                    </a:graphicData>
+                  </a:graphic>
+                </wp:anchor>
+              </w:drawing>
             </w:r>
           </w:p>
         </w:tc>
@@ -5132,10 +5070,6 @@
       </w:pPr>
       <w:r>
         <w:rPr>
-          <w:rFonts w:eastAsia="Calibri" w:cs="Calibri" w:ascii="Calibri" w:hAnsi="Calibri"/>
-          <w:b/>
-          <w:bCs/>
-          <w:color w:val="1F3864"/>
           <w:sz w:val="36"/>
           <w:szCs w:val="36"/>
         </w:rPr>
@@ -5176,8 +5110,8 @@
         </w:tblCellMar>
       </w:tblPr>
       <w:tblGrid>
-        <w:gridCol w:w="2897"/>
-        <w:gridCol w:w="3303"/>
+        <w:gridCol w:w="2896"/>
+        <w:gridCol w:w="3304"/>
         <w:gridCol w:w="3160"/>
       </w:tblGrid>
       <w:tr>
@@ -5186,7 +5120,7 @@
         </w:trPr>
         <w:tc>
           <w:tcPr>
-            <w:tcW w:w="2897" w:type="dxa"/>
+            <w:tcW w:w="2896" w:type="dxa"/>
             <w:tcBorders>
               <w:top w:val="dashed" w:sz="6" w:space="0" w:color="595959"/>
               <w:start w:val="dashed" w:sz="6" w:space="0" w:color="595959"/>
@@ -5215,7 +5149,7 @@
         </w:tc>
         <w:tc>
           <w:tcPr>
-            <w:tcW w:w="3303" w:type="dxa"/>
+            <w:tcW w:w="3304" w:type="dxa"/>
             <w:tcBorders>
               <w:top w:val="dashed" w:sz="6" w:space="0" w:color="595959"/>
             </w:tcBorders>
@@ -5275,7 +5209,7 @@
         <w:trPr/>
         <w:tc>
           <w:tcPr>
-            <w:tcW w:w="2897" w:type="dxa"/>
+            <w:tcW w:w="2896" w:type="dxa"/>
             <w:tcBorders>
               <w:start w:val="dashed" w:sz="6" w:space="0" w:color="595959"/>
             </w:tcBorders>
@@ -5304,7 +5238,7 @@
         </w:tc>
         <w:tc>
           <w:tcPr>
-            <w:tcW w:w="3303" w:type="dxa"/>
+            <w:tcW w:w="3304" w:type="dxa"/>
             <w:tcBorders/>
           </w:tcPr>
           <w:p>
@@ -5373,7 +5307,7 @@
         <w:trPr/>
         <w:tc>
           <w:tcPr>
-            <w:tcW w:w="2897" w:type="dxa"/>
+            <w:tcW w:w="2896" w:type="dxa"/>
             <w:tcBorders>
               <w:start w:val="dashed" w:sz="6" w:space="0" w:color="595959"/>
             </w:tcBorders>
@@ -5402,7 +5336,7 @@
         </w:tc>
         <w:tc>
           <w:tcPr>
-            <w:tcW w:w="3303" w:type="dxa"/>
+            <w:tcW w:w="3304" w:type="dxa"/>
             <w:tcBorders/>
           </w:tcPr>
           <w:p>
@@ -5461,7 +5395,7 @@
         <w:trPr/>
         <w:tc>
           <w:tcPr>
-            <w:tcW w:w="2897" w:type="dxa"/>
+            <w:tcW w:w="2896" w:type="dxa"/>
             <w:tcBorders>
               <w:start w:val="dashed" w:sz="6" w:space="0" w:color="595959"/>
             </w:tcBorders>
@@ -5490,7 +5424,7 @@
         </w:tc>
         <w:tc>
           <w:tcPr>
-            <w:tcW w:w="3303" w:type="dxa"/>
+            <w:tcW w:w="3304" w:type="dxa"/>
             <w:tcBorders/>
           </w:tcPr>
           <w:p>
@@ -5549,7 +5483,7 @@
         <w:trPr/>
         <w:tc>
           <w:tcPr>
-            <w:tcW w:w="2897" w:type="dxa"/>
+            <w:tcW w:w="2896" w:type="dxa"/>
             <w:tcBorders>
               <w:start w:val="dashed" w:sz="6" w:space="0" w:color="595959"/>
             </w:tcBorders>
@@ -5578,7 +5512,7 @@
         </w:tc>
         <w:tc>
           <w:tcPr>
-            <w:tcW w:w="3303" w:type="dxa"/>
+            <w:tcW w:w="3304" w:type="dxa"/>
             <w:tcBorders/>
           </w:tcPr>
           <w:p>
@@ -5637,7 +5571,7 @@
         <w:trPr/>
         <w:tc>
           <w:tcPr>
-            <w:tcW w:w="2897" w:type="dxa"/>
+            <w:tcW w:w="2896" w:type="dxa"/>
             <w:tcBorders>
               <w:start w:val="dashed" w:sz="6" w:space="0" w:color="595959"/>
             </w:tcBorders>
@@ -5666,7 +5600,7 @@
         </w:tc>
         <w:tc>
           <w:tcPr>
-            <w:tcW w:w="3303" w:type="dxa"/>
+            <w:tcW w:w="3304" w:type="dxa"/>
             <w:tcBorders/>
           </w:tcPr>
           <w:p>
@@ -5725,7 +5659,7 @@
         <w:trPr/>
         <w:tc>
           <w:tcPr>
-            <w:tcW w:w="2897" w:type="dxa"/>
+            <w:tcW w:w="2896" w:type="dxa"/>
             <w:tcBorders>
               <w:start w:val="dashed" w:sz="6" w:space="0" w:color="595959"/>
             </w:tcBorders>
@@ -5754,7 +5688,7 @@
         </w:tc>
         <w:tc>
           <w:tcPr>
-            <w:tcW w:w="3303" w:type="dxa"/>
+            <w:tcW w:w="3304" w:type="dxa"/>
             <w:tcBorders/>
           </w:tcPr>
           <w:p>
@@ -5813,7 +5747,7 @@
         <w:trPr/>
         <w:tc>
           <w:tcPr>
-            <w:tcW w:w="2897" w:type="dxa"/>
+            <w:tcW w:w="2896" w:type="dxa"/>
             <w:tcBorders>
               <w:start w:val="dashed" w:sz="6" w:space="0" w:color="595959"/>
             </w:tcBorders>
@@ -5842,7 +5776,7 @@
         </w:tc>
         <w:tc>
           <w:tcPr>
-            <w:tcW w:w="3303" w:type="dxa"/>
+            <w:tcW w:w="3304" w:type="dxa"/>
             <w:tcBorders/>
           </w:tcPr>
           <w:p>
@@ -6873,9 +6807,9 @@
       </w:r>
     </w:p>
     <w:sectPr>
-      <w:footerReference w:type="even" r:id="rId5"/>
-      <w:footerReference w:type="default" r:id="rId6"/>
-      <w:footerReference w:type="first" r:id="rId7"/>
+      <w:footerReference w:type="even" r:id="rId6"/>
+      <w:footerReference w:type="default" r:id="rId7"/>
+      <w:footerReference w:type="first" r:id="rId8"/>
       <w:type w:val="nextPage"/>
       <w:pgSz w:w="11906" w:h="16838"/>
       <w:pgMar w:left="1260" w:right="1260" w:gutter="0" w:header="0" w:top="1080" w:footer="708" w:bottom="1080"/>
@@ -8268,8 +8202,8 @@
       <w:u w:val="single"/>
     </w:rPr>
   </w:style>
-  <w:style w:type="character" w:styleId="FootnoteCharacters">
-    <w:name w:val="Footnote Characters"/>
+  <w:style w:type="character" w:styleId="FootnoteCharactersuser">
+    <w:name w:val="Footnote Characters (user)"/>
     <w:uiPriority w:val="99"/>
     <w:semiHidden/>
     <w:unhideWhenUsed/>
@@ -8278,8 +8212,8 @@
       <w:vertAlign w:val="superscript"/>
     </w:rPr>
   </w:style>
-  <w:style w:type="character" w:styleId="FootnoteCharactersuser">
-    <w:name w:val="Footnote Characters (user)"/>
+  <w:style w:type="character" w:styleId="FootnoteCharacters">
+    <w:name w:val="Footnote Characters"/>
     <w:qFormat/>
     <w:rPr>
       <w:vertAlign w:val="superscript"/>
@@ -8303,8 +8237,8 @@
       <w:szCs w:val="20"/>
     </w:rPr>
   </w:style>
-  <w:style w:type="character" w:styleId="EndnoteCharacters">
-    <w:name w:val="Endnote Characters"/>
+  <w:style w:type="character" w:styleId="EndnoteCharactersuser">
+    <w:name w:val="Endnote Characters (user)"/>
     <w:uiPriority w:val="99"/>
     <w:semiHidden/>
     <w:unhideWhenUsed/>
@@ -8313,8 +8247,8 @@
       <w:vertAlign w:val="superscript"/>
     </w:rPr>
   </w:style>
-  <w:style w:type="character" w:styleId="EndnoteCharactersuser">
-    <w:name w:val="Endnote Characters (user)"/>
+  <w:style w:type="character" w:styleId="EndnoteCharacters">
+    <w:name w:val="Endnote Characters"/>
     <w:qFormat/>
     <w:rPr>
       <w:vertAlign w:val="superscript"/>
